--- a/Fase 2/Evidencias Proyecto/Requisitos no funcionales.docx
+++ b/Fase 2/Evidencias Proyecto/Requisitos no funcionales.docx
@@ -4,7 +4,7 @@
   <w:body>
     <w:p>
       <w:pPr>
-        <w:spacing w:before="760"/>
+        <w:spacing w:before="760" w:line="360" w:lineRule="auto"/>
         <w:rPr>
           <w:rFonts w:ascii="Arial" w:hAnsi="Arial" w:cs="Arial"/>
           <w:lang w:val="es-CL"/>
@@ -23,7 +23,7 @@
     <w:p>
       <w:pPr>
         <w:pStyle w:val="Title"/>
-        <w:spacing w:before="480" w:after="360"/>
+        <w:spacing w:before="480" w:after="360" w:line="360" w:lineRule="auto"/>
         <w:jc w:val="center"/>
         <w:rPr>
           <w:rFonts w:ascii="Arial" w:hAnsi="Arial" w:cs="Arial"/>
@@ -34,7 +34,7 @@
     <w:p>
       <w:pPr>
         <w:pStyle w:val="Title"/>
-        <w:spacing w:before="480" w:after="360"/>
+        <w:spacing w:before="480" w:after="360" w:line="360" w:lineRule="auto"/>
         <w:jc w:val="center"/>
         <w:rPr>
           <w:rFonts w:ascii="Arial" w:hAnsi="Arial" w:cs="Arial"/>
@@ -45,7 +45,7 @@
     <w:p>
       <w:pPr>
         <w:pStyle w:val="Title"/>
-        <w:spacing w:before="480" w:after="360"/>
+        <w:spacing w:before="480" w:after="360" w:line="360" w:lineRule="auto"/>
         <w:jc w:val="center"/>
         <w:rPr>
           <w:rFonts w:ascii="Arial" w:hAnsi="Arial" w:cs="Arial"/>
@@ -72,6 +72,7 @@
     <w:p>
       <w:pPr>
         <w:pStyle w:val="Subtitle"/>
+        <w:spacing w:line="360" w:lineRule="auto"/>
         <w:jc w:val="center"/>
         <w:rPr>
           <w:rFonts w:ascii="Arial" w:hAnsi="Arial" w:cs="Arial"/>
@@ -105,6 +106,7 @@
     <w:p>
       <w:pPr>
         <w:pStyle w:val="Subtitle"/>
+        <w:spacing w:line="360" w:lineRule="auto"/>
         <w:jc w:val="center"/>
         <w:rPr>
           <w:rFonts w:ascii="Arial" w:hAnsi="Arial" w:cs="Arial"/>
@@ -130,7 +132,7 @@
     </w:p>
     <w:p>
       <w:pPr>
-        <w:spacing w:before="760"/>
+        <w:spacing w:before="760" w:line="360" w:lineRule="auto"/>
         <w:jc w:val="right"/>
         <w:rPr>
           <w:rFonts w:ascii="Arial" w:hAnsi="Arial" w:cs="Arial"/>
@@ -142,7 +144,7 @@
     </w:p>
     <w:p>
       <w:pPr>
-        <w:spacing w:before="760"/>
+        <w:spacing w:before="760" w:line="360" w:lineRule="auto"/>
         <w:jc w:val="right"/>
         <w:rPr>
           <w:rFonts w:ascii="Arial" w:hAnsi="Arial" w:cs="Arial"/>
@@ -154,7 +156,7 @@
     </w:p>
     <w:p>
       <w:pPr>
-        <w:spacing w:before="760"/>
+        <w:spacing w:before="760" w:line="360" w:lineRule="auto"/>
         <w:jc w:val="right"/>
         <w:rPr>
           <w:rFonts w:ascii="Arial" w:hAnsi="Arial" w:cs="Arial"/>
@@ -166,19 +168,26 @@
     </w:p>
     <w:p>
       <w:pPr>
-        <w:spacing w:before="760"/>
+        <w:spacing w:before="760" w:line="360" w:lineRule="auto"/>
         <w:jc w:val="right"/>
+        <w:rPr>
+          <w:rFonts w:ascii="Arial" w:hAnsi="Arial" w:cs="Arial"/>
+          <w:lang w:val="es-CL"/>
+        </w:rPr>
+      </w:pPr>
+      <w:r>
         <w:rPr>
           <w:rFonts w:ascii="Arial" w:hAnsi="Arial" w:cs="Arial"/>
           <w:b/>
           <w:bCs/>
           <w:lang w:val="es-CL"/>
         </w:rPr>
-      </w:pPr>
+        <w:t>Autores</w:t>
+      </w:r>
     </w:p>
     <w:p>
       <w:pPr>
-        <w:spacing w:before="760"/>
+        <w:spacing w:line="360" w:lineRule="auto"/>
         <w:jc w:val="right"/>
         <w:rPr>
           <w:rFonts w:ascii="Arial" w:hAnsi="Arial" w:cs="Arial"/>
@@ -188,15 +197,30 @@
       <w:r>
         <w:rPr>
           <w:rFonts w:ascii="Arial" w:hAnsi="Arial" w:cs="Arial"/>
-          <w:b/>
-          <w:bCs/>
-          <w:lang w:val="es-CL"/>
-        </w:rPr>
-        <w:t>Autores</w:t>
+          <w:lang w:val="es-CL"/>
+        </w:rPr>
+        <w:t>Camilo González</w:t>
+      </w:r>
+      <w:r>
+        <w:rPr>
+          <w:rFonts w:ascii="Arial" w:hAnsi="Arial" w:cs="Arial"/>
+          <w:lang w:val="es-CL"/>
+        </w:rPr>
+        <w:br/>
+        <w:t>Alexander Patiño</w:t>
+      </w:r>
+      <w:r>
+        <w:rPr>
+          <w:rFonts w:ascii="Arial" w:hAnsi="Arial" w:cs="Arial"/>
+          <w:lang w:val="es-CL"/>
+        </w:rPr>
+        <w:br/>
+        <w:t>Samuel Solís</w:t>
       </w:r>
     </w:p>
     <w:p>
       <w:pPr>
+        <w:spacing w:line="360" w:lineRule="auto"/>
         <w:jc w:val="right"/>
         <w:rPr>
           <w:rFonts w:ascii="Arial" w:hAnsi="Arial" w:cs="Arial"/>
@@ -208,94 +232,42 @@
           <w:rFonts w:ascii="Arial" w:hAnsi="Arial" w:cs="Arial"/>
           <w:lang w:val="es-CL"/>
         </w:rPr>
-        <w:t>Camilo González</w:t>
-      </w:r>
-      <w:r>
-        <w:rPr>
-          <w:rFonts w:ascii="Arial" w:hAnsi="Arial" w:cs="Arial"/>
-          <w:lang w:val="es-CL"/>
-        </w:rPr>
-        <w:br/>
-        <w:t>Alexander Patiño</w:t>
-      </w:r>
-      <w:r>
-        <w:rPr>
-          <w:rFonts w:ascii="Arial" w:hAnsi="Arial" w:cs="Arial"/>
-          <w:lang w:val="es-CL"/>
-        </w:rPr>
-        <w:br/>
-        <w:t>Samuel Solís</w:t>
+        <w:t>Docente Álvaro Andrés Mellado Pimentel</w:t>
       </w:r>
     </w:p>
     <w:p>
       <w:pPr>
-        <w:jc w:val="right"/>
-        <w:rPr>
-          <w:rFonts w:ascii="Arial" w:hAnsi="Arial" w:cs="Arial"/>
-          <w:lang w:val="es-CL"/>
-        </w:rPr>
-      </w:pPr>
-      <w:r>
-        <w:rPr>
-          <w:rFonts w:ascii="Arial" w:hAnsi="Arial" w:cs="Arial"/>
-          <w:lang w:val="es-CL"/>
-        </w:rPr>
-        <w:t>Docente Álvaro Andrés Mellado Pimentel</w:t>
+        <w:spacing w:line="360" w:lineRule="auto"/>
+        <w:rPr>
+          <w:rFonts w:ascii="Arial" w:hAnsi="Arial" w:cs="Arial"/>
+          <w:lang w:val="es-CL"/>
+        </w:rPr>
+      </w:pPr>
+      <w:r>
+        <w:rPr>
+          <w:rFonts w:ascii="Arial" w:hAnsi="Arial" w:cs="Arial"/>
+          <w:lang w:val="es-CL"/>
+        </w:rPr>
+        <w:br w:type="page"/>
       </w:r>
     </w:p>
     <w:p>
       <w:pPr>
-        <w:jc w:val="right"/>
-        <w:rPr>
-          <w:rFonts w:ascii="Arial" w:hAnsi="Arial" w:cs="Arial"/>
-          <w:lang w:val="es-CL"/>
-        </w:rPr>
-      </w:pPr>
-      <w:r>
-        <w:rPr>
-          <w:rFonts w:ascii="Arial" w:hAnsi="Arial" w:cs="Arial"/>
-          <w:lang w:val="es-CL"/>
-        </w:rPr>
-        <w:t>Revisión documental 04 de octubre de 2026</w:t>
-      </w:r>
-      <w:r>
-        <w:rPr>
-          <w:rFonts w:ascii="Arial" w:hAnsi="Arial" w:cs="Arial"/>
-          <w:lang w:val="es-CL"/>
-        </w:rPr>
-        <w:br/>
-        <w:t>Estados de Scrum al 03 de octubre de 2026</w:t>
-      </w:r>
-    </w:p>
-    <w:p>
-      <w:pPr>
-        <w:rPr>
-          <w:rFonts w:ascii="Arial" w:hAnsi="Arial" w:cs="Arial"/>
-        </w:rPr>
-      </w:pPr>
-      <w:r>
-        <w:rPr>
-          <w:rFonts w:ascii="Arial" w:hAnsi="Arial" w:cs="Arial"/>
-        </w:rPr>
-        <w:br w:type="page"/>
-      </w:r>
-    </w:p>
-    <w:p>
-      <w:pPr>
         <w:pStyle w:val="Heading1"/>
-        <w:rPr>
-          <w:rFonts w:ascii="Arial" w:hAnsi="Arial" w:cs="Arial"/>
-        </w:rPr>
-      </w:pPr>
-      <w:proofErr w:type="spellStart"/>
-      <w:r>
-        <w:rPr>
-          <w:rFonts w:ascii="Arial" w:hAnsi="Arial" w:cs="Arial"/>
+        <w:spacing w:line="360" w:lineRule="auto"/>
+        <w:rPr>
+          <w:rFonts w:ascii="Arial" w:hAnsi="Arial" w:cs="Arial"/>
+          <w:lang w:val="es-CL"/>
+        </w:rPr>
+      </w:pPr>
+      <w:r>
+        <w:rPr>
+          <w:rFonts w:ascii="Arial" w:hAnsi="Arial" w:cs="Arial"/>
+          <w:lang w:val="es-CL"/>
         </w:rPr>
         <w:lastRenderedPageBreak/>
         <w:t>Índice</w:t>
       </w:r>
-      <w:proofErr w:type="spellEnd"/>
     </w:p>
     <w:sdt>
       <w:sdtPr>
@@ -321,7 +293,7 @@
             <w:tabs>
               <w:tab w:val="right" w:pos="9648"/>
             </w:tabs>
-            <w:spacing w:after="100" w:line="254" w:lineRule="auto"/>
+            <w:spacing w:after="100" w:line="360" w:lineRule="auto"/>
             <w:rPr>
               <w:rFonts w:ascii="Arial" w:hAnsi="Arial" w:cs="Arial"/>
               <w:color w:val="000000"/>
@@ -412,7 +384,7 @@
             <w:tabs>
               <w:tab w:val="right" w:pos="9648"/>
             </w:tabs>
-            <w:spacing w:after="100" w:line="254" w:lineRule="auto"/>
+            <w:spacing w:after="100" w:line="360" w:lineRule="auto"/>
             <w:rPr>
               <w:rFonts w:ascii="Arial" w:hAnsi="Arial" w:cs="Arial"/>
               <w:color w:val="000000"/>
@@ -491,7 +463,7 @@
             <w:tabs>
               <w:tab w:val="right" w:pos="9648"/>
             </w:tabs>
-            <w:spacing w:after="100" w:line="254" w:lineRule="auto"/>
+            <w:spacing w:after="100" w:line="360" w:lineRule="auto"/>
             <w:rPr>
               <w:rFonts w:ascii="Arial" w:hAnsi="Arial" w:cs="Arial"/>
               <w:color w:val="000000"/>
@@ -570,7 +542,7 @@
             <w:tabs>
               <w:tab w:val="right" w:pos="9648"/>
             </w:tabs>
-            <w:spacing w:after="100" w:line="254" w:lineRule="auto"/>
+            <w:spacing w:after="100" w:line="360" w:lineRule="auto"/>
             <w:ind w:left="274"/>
             <w:rPr>
               <w:rFonts w:ascii="Arial" w:hAnsi="Arial" w:cs="Arial"/>
@@ -650,7 +622,7 @@
             <w:tabs>
               <w:tab w:val="right" w:pos="9648"/>
             </w:tabs>
-            <w:spacing w:after="100" w:line="254" w:lineRule="auto"/>
+            <w:spacing w:after="100" w:line="360" w:lineRule="auto"/>
             <w:ind w:left="274"/>
             <w:rPr>
               <w:rFonts w:ascii="Arial" w:hAnsi="Arial" w:cs="Arial"/>
@@ -730,7 +702,7 @@
             <w:tabs>
               <w:tab w:val="right" w:pos="9648"/>
             </w:tabs>
-            <w:spacing w:after="100" w:line="254" w:lineRule="auto"/>
+            <w:spacing w:after="100" w:line="360" w:lineRule="auto"/>
             <w:ind w:left="274"/>
             <w:rPr>
               <w:rFonts w:ascii="Arial" w:hAnsi="Arial" w:cs="Arial"/>
@@ -810,7 +782,7 @@
             <w:tabs>
               <w:tab w:val="right" w:pos="9648"/>
             </w:tabs>
-            <w:spacing w:after="100" w:line="254" w:lineRule="auto"/>
+            <w:spacing w:after="100" w:line="360" w:lineRule="auto"/>
             <w:ind w:left="274"/>
             <w:rPr>
               <w:rFonts w:ascii="Arial" w:hAnsi="Arial" w:cs="Arial"/>
@@ -890,7 +862,7 @@
             <w:tabs>
               <w:tab w:val="right" w:pos="9648"/>
             </w:tabs>
-            <w:spacing w:after="100" w:line="254" w:lineRule="auto"/>
+            <w:spacing w:after="100" w:line="360" w:lineRule="auto"/>
             <w:ind w:left="274"/>
             <w:rPr>
               <w:rFonts w:ascii="Arial" w:hAnsi="Arial" w:cs="Arial"/>
@@ -970,7 +942,7 @@
             <w:tabs>
               <w:tab w:val="right" w:pos="9648"/>
             </w:tabs>
-            <w:spacing w:after="100" w:line="254" w:lineRule="auto"/>
+            <w:spacing w:after="100" w:line="360" w:lineRule="auto"/>
             <w:ind w:left="274"/>
             <w:rPr>
               <w:rFonts w:ascii="Arial" w:hAnsi="Arial" w:cs="Arial"/>
@@ -1050,7 +1022,7 @@
             <w:tabs>
               <w:tab w:val="right" w:pos="9648"/>
             </w:tabs>
-            <w:spacing w:after="100" w:line="254" w:lineRule="auto"/>
+            <w:spacing w:after="100" w:line="360" w:lineRule="auto"/>
             <w:ind w:left="274"/>
             <w:rPr>
               <w:rFonts w:ascii="Arial" w:hAnsi="Arial" w:cs="Arial"/>
@@ -1130,7 +1102,7 @@
             <w:tabs>
               <w:tab w:val="right" w:pos="9648"/>
             </w:tabs>
-            <w:spacing w:after="100" w:line="254" w:lineRule="auto"/>
+            <w:spacing w:after="100" w:line="360" w:lineRule="auto"/>
             <w:ind w:left="274"/>
             <w:rPr>
               <w:rFonts w:ascii="Arial" w:hAnsi="Arial" w:cs="Arial"/>
@@ -1210,7 +1182,7 @@
             <w:tabs>
               <w:tab w:val="right" w:pos="9648"/>
             </w:tabs>
-            <w:spacing w:after="100" w:line="254" w:lineRule="auto"/>
+            <w:spacing w:after="100" w:line="360" w:lineRule="auto"/>
             <w:ind w:left="274"/>
             <w:rPr>
               <w:rFonts w:ascii="Arial" w:hAnsi="Arial" w:cs="Arial"/>
@@ -1290,7 +1262,7 @@
             <w:tabs>
               <w:tab w:val="right" w:pos="9648"/>
             </w:tabs>
-            <w:spacing w:after="100" w:line="254" w:lineRule="auto"/>
+            <w:spacing w:after="100" w:line="360" w:lineRule="auto"/>
             <w:ind w:left="274"/>
             <w:rPr>
               <w:rFonts w:ascii="Arial" w:hAnsi="Arial" w:cs="Arial"/>
@@ -1370,7 +1342,7 @@
             <w:tabs>
               <w:tab w:val="right" w:pos="9648"/>
             </w:tabs>
-            <w:spacing w:after="100" w:line="254" w:lineRule="auto"/>
+            <w:spacing w:after="100" w:line="360" w:lineRule="auto"/>
             <w:ind w:left="274"/>
             <w:rPr>
               <w:rFonts w:ascii="Arial" w:hAnsi="Arial" w:cs="Arial"/>
@@ -1450,7 +1422,7 @@
             <w:tabs>
               <w:tab w:val="right" w:pos="9648"/>
             </w:tabs>
-            <w:spacing w:after="100" w:line="254" w:lineRule="auto"/>
+            <w:spacing w:after="100" w:line="360" w:lineRule="auto"/>
             <w:ind w:left="274"/>
             <w:rPr>
               <w:rFonts w:ascii="Arial" w:hAnsi="Arial" w:cs="Arial"/>
@@ -1530,7 +1502,7 @@
             <w:tabs>
               <w:tab w:val="right" w:pos="9648"/>
             </w:tabs>
-            <w:spacing w:after="100" w:line="254" w:lineRule="auto"/>
+            <w:spacing w:after="100" w:line="360" w:lineRule="auto"/>
             <w:rPr>
               <w:rFonts w:ascii="Arial" w:hAnsi="Arial" w:cs="Arial"/>
               <w:color w:val="000000"/>
@@ -1609,7 +1581,7 @@
             <w:tabs>
               <w:tab w:val="right" w:pos="9648"/>
             </w:tabs>
-            <w:spacing w:after="100" w:line="254" w:lineRule="auto"/>
+            <w:spacing w:after="100" w:line="360" w:lineRule="auto"/>
             <w:ind w:left="274"/>
             <w:rPr>
               <w:rFonts w:ascii="Arial" w:hAnsi="Arial" w:cs="Arial"/>
@@ -1689,7 +1661,7 @@
             <w:tabs>
               <w:tab w:val="right" w:pos="9648"/>
             </w:tabs>
-            <w:spacing w:after="100" w:line="254" w:lineRule="auto"/>
+            <w:spacing w:after="100" w:line="360" w:lineRule="auto"/>
             <w:ind w:left="274"/>
             <w:rPr>
               <w:rFonts w:ascii="Arial" w:hAnsi="Arial" w:cs="Arial"/>
@@ -1769,7 +1741,7 @@
             <w:tabs>
               <w:tab w:val="right" w:pos="9648"/>
             </w:tabs>
-            <w:spacing w:after="100" w:line="254" w:lineRule="auto"/>
+            <w:spacing w:after="100" w:line="360" w:lineRule="auto"/>
             <w:ind w:left="274"/>
             <w:rPr>
               <w:rFonts w:ascii="Arial" w:hAnsi="Arial" w:cs="Arial"/>
@@ -1849,7 +1821,7 @@
             <w:tabs>
               <w:tab w:val="right" w:pos="9648"/>
             </w:tabs>
-            <w:spacing w:after="100" w:line="254" w:lineRule="auto"/>
+            <w:spacing w:after="100" w:line="360" w:lineRule="auto"/>
             <w:ind w:left="274"/>
             <w:rPr>
               <w:rFonts w:ascii="Arial" w:hAnsi="Arial" w:cs="Arial"/>
@@ -1929,7 +1901,7 @@
             <w:tabs>
               <w:tab w:val="right" w:pos="9648"/>
             </w:tabs>
-            <w:spacing w:after="100" w:line="254" w:lineRule="auto"/>
+            <w:spacing w:after="100" w:line="360" w:lineRule="auto"/>
             <w:ind w:left="274"/>
             <w:rPr>
               <w:rFonts w:ascii="Arial" w:hAnsi="Arial" w:cs="Arial"/>
@@ -2009,7 +1981,7 @@
             <w:tabs>
               <w:tab w:val="right" w:pos="9648"/>
             </w:tabs>
-            <w:spacing w:after="100" w:line="254" w:lineRule="auto"/>
+            <w:spacing w:after="100" w:line="360" w:lineRule="auto"/>
             <w:ind w:left="274"/>
             <w:rPr>
               <w:rFonts w:ascii="Arial" w:hAnsi="Arial" w:cs="Arial"/>
@@ -2089,7 +2061,7 @@
             <w:tabs>
               <w:tab w:val="right" w:pos="9648"/>
             </w:tabs>
-            <w:spacing w:after="100" w:line="254" w:lineRule="auto"/>
+            <w:spacing w:after="100" w:line="360" w:lineRule="auto"/>
             <w:rPr>
               <w:rFonts w:ascii="Arial" w:hAnsi="Arial" w:cs="Arial"/>
               <w:color w:val="000000"/>
@@ -2168,7 +2140,7 @@
             <w:tabs>
               <w:tab w:val="right" w:pos="9648"/>
             </w:tabs>
-            <w:spacing w:after="100" w:line="254" w:lineRule="auto"/>
+            <w:spacing w:after="100" w:line="360" w:lineRule="auto"/>
             <w:rPr>
               <w:rFonts w:ascii="Arial" w:hAnsi="Arial" w:cs="Arial"/>
               <w:color w:val="000000"/>
@@ -2247,7 +2219,7 @@
             <w:tabs>
               <w:tab w:val="right" w:pos="9648"/>
             </w:tabs>
-            <w:spacing w:after="100" w:line="254" w:lineRule="auto"/>
+            <w:spacing w:after="100" w:line="360" w:lineRule="auto"/>
             <w:rPr>
               <w:rFonts w:ascii="Arial" w:hAnsi="Arial" w:cs="Arial"/>
               <w:color w:val="000000"/>
@@ -2326,7 +2298,7 @@
             <w:tabs>
               <w:tab w:val="right" w:pos="9648"/>
             </w:tabs>
-            <w:spacing w:after="100" w:line="254" w:lineRule="auto"/>
+            <w:spacing w:after="100" w:line="360" w:lineRule="auto"/>
             <w:rPr>
               <w:rFonts w:ascii="Arial" w:hAnsi="Arial" w:cs="Arial"/>
               <w:color w:val="000000"/>
@@ -2405,7 +2377,7 @@
             <w:tabs>
               <w:tab w:val="right" w:pos="9648"/>
             </w:tabs>
-            <w:spacing w:after="100" w:line="254" w:lineRule="auto"/>
+            <w:spacing w:after="100" w:line="360" w:lineRule="auto"/>
             <w:rPr>
               <w:rFonts w:ascii="Arial" w:hAnsi="Arial" w:cs="Arial"/>
               <w:color w:val="000000"/>
@@ -2488,6 +2460,7 @@
     </w:sdt>
     <w:p>
       <w:pPr>
+        <w:spacing w:line="360" w:lineRule="auto"/>
         <w:rPr>
           <w:rFonts w:ascii="Arial" w:hAnsi="Arial" w:cs="Arial"/>
         </w:rPr>
@@ -2502,6 +2475,7 @@
     <w:p>
       <w:pPr>
         <w:pStyle w:val="Heading1"/>
+        <w:spacing w:line="360" w:lineRule="auto"/>
         <w:rPr>
           <w:rFonts w:ascii="Arial" w:hAnsi="Arial" w:cs="Arial"/>
           <w:lang w:val="es-CL"/>
@@ -2515,27 +2489,12 @@
           <w:lang w:val="es-CL"/>
         </w:rPr>
         <w:lastRenderedPageBreak/>
-        <w:t xml:space="preserve">1 </w:t>
-      </w:r>
-      <w:proofErr w:type="gramStart"/>
-      <w:r>
-        <w:rPr>
-          <w:rFonts w:ascii="Arial" w:hAnsi="Arial" w:cs="Arial"/>
-          <w:lang w:val="es-CL"/>
-        </w:rPr>
-        <w:t>Resumen</w:t>
-      </w:r>
-      <w:proofErr w:type="gramEnd"/>
-      <w:r>
-        <w:rPr>
-          <w:rFonts w:ascii="Arial" w:hAnsi="Arial" w:cs="Arial"/>
-          <w:lang w:val="es-CL"/>
-        </w:rPr>
-        <w:t xml:space="preserve"> ejecutivo</w:t>
+        <w:t>1 Resumen ejecutivo</w:t>
       </w:r>
     </w:p>
     <w:p>
       <w:pPr>
+        <w:spacing w:line="360" w:lineRule="auto"/>
         <w:rPr>
           <w:rFonts w:ascii="Arial" w:hAnsi="Arial" w:cs="Arial"/>
           <w:lang w:val="es-CL"/>
@@ -2607,6 +2566,7 @@
     <w:p>
       <w:pPr>
         <w:pStyle w:val="Heading1"/>
+        <w:spacing w:line="360" w:lineRule="auto"/>
         <w:rPr>
           <w:rFonts w:ascii="Arial" w:hAnsi="Arial" w:cs="Arial"/>
           <w:lang w:val="es-CL"/>
@@ -2626,27 +2586,12 @@
           <w:rFonts w:ascii="Arial" w:hAnsi="Arial" w:cs="Arial"/>
           <w:lang w:val="es-CL"/>
         </w:rPr>
-        <w:t xml:space="preserve"> </w:t>
-      </w:r>
-      <w:proofErr w:type="gramStart"/>
-      <w:r>
-        <w:rPr>
-          <w:rFonts w:ascii="Arial" w:hAnsi="Arial" w:cs="Arial"/>
-          <w:lang w:val="es-CL"/>
-        </w:rPr>
-        <w:t>Introducción</w:t>
-      </w:r>
-      <w:proofErr w:type="gramEnd"/>
-      <w:r>
-        <w:rPr>
-          <w:rFonts w:ascii="Arial" w:hAnsi="Arial" w:cs="Arial"/>
-          <w:lang w:val="es-CL"/>
-        </w:rPr>
-        <w:t xml:space="preserve"> y método de especificación</w:t>
+        <w:t xml:space="preserve"> Introducción y método de especificación</w:t>
       </w:r>
     </w:p>
     <w:p>
       <w:pPr>
+        <w:spacing w:line="360" w:lineRule="auto"/>
         <w:rPr>
           <w:rFonts w:ascii="Arial" w:hAnsi="Arial" w:cs="Arial"/>
           <w:lang w:val="es-CL"/>
@@ -2678,38 +2623,24 @@
     </w:p>
     <w:p>
       <w:pPr>
-        <w:rPr>
-          <w:rFonts w:ascii="Arial" w:hAnsi="Arial" w:cs="Arial"/>
-          <w:lang w:val="es-CL"/>
-        </w:rPr>
-      </w:pPr>
-      <w:r>
-        <w:rPr>
-          <w:rFonts w:ascii="Arial" w:hAnsi="Arial" w:cs="Arial"/>
-          <w:lang w:val="es-CL"/>
-        </w:rPr>
-        <w:t xml:space="preserve">Los resultados se distinguen de objetivos. Rendimiento interactivo es una necesidad; un percentil y una carga definida permiten medirla. Un caso pendiente sigue </w:t>
-      </w:r>
-      <w:proofErr w:type="gramStart"/>
-      <w:r>
-        <w:rPr>
-          <w:rFonts w:ascii="Arial" w:hAnsi="Arial" w:cs="Arial"/>
-          <w:lang w:val="es-CL"/>
-        </w:rPr>
-        <w:t>pendiente</w:t>
-      </w:r>
-      <w:proofErr w:type="gramEnd"/>
-      <w:r>
-        <w:rPr>
-          <w:rFonts w:ascii="Arial" w:hAnsi="Arial" w:cs="Arial"/>
-          <w:lang w:val="es-CL"/>
-        </w:rPr>
-        <w:t xml:space="preserve"> aunque exista un mecanismo en código. Las siguientes metas amplían la especificación y requieren acuerdo antes de usarse como condición contractual.</w:t>
+        <w:spacing w:line="360" w:lineRule="auto"/>
+        <w:rPr>
+          <w:rFonts w:ascii="Arial" w:hAnsi="Arial" w:cs="Arial"/>
+          <w:lang w:val="es-CL"/>
+        </w:rPr>
+      </w:pPr>
+      <w:r>
+        <w:rPr>
+          <w:rFonts w:ascii="Arial" w:hAnsi="Arial" w:cs="Arial"/>
+          <w:lang w:val="es-CL"/>
+        </w:rPr>
+        <w:t>Los resultados se distinguen de objetivos. Rendimiento interactivo es una necesidad; un percentil y una carga definida permiten medirla. Un caso pendiente sigue pendiente aunque exista un mecanismo en código. Las siguientes metas amplían la especificación y requieren acuerdo antes de usarse como condición contractual.</w:t>
       </w:r>
     </w:p>
     <w:p>
       <w:pPr>
         <w:pStyle w:val="Heading1"/>
+        <w:spacing w:line="360" w:lineRule="auto"/>
         <w:rPr>
           <w:rFonts w:ascii="Arial" w:hAnsi="Arial" w:cs="Arial"/>
           <w:lang w:val="es-CL"/>
@@ -2724,26 +2655,18 @@
         </w:rPr>
         <w:t xml:space="preserve">3 </w:t>
       </w:r>
-      <w:proofErr w:type="gramStart"/>
-      <w:r>
-        <w:rPr>
-          <w:rFonts w:ascii="Arial" w:hAnsi="Arial" w:cs="Arial"/>
-          <w:lang w:val="es-CL"/>
-        </w:rPr>
-        <w:t>Catálogo</w:t>
-      </w:r>
-      <w:proofErr w:type="gramEnd"/>
-      <w:r>
-        <w:rPr>
-          <w:rFonts w:ascii="Arial" w:hAnsi="Arial" w:cs="Arial"/>
-          <w:lang w:val="es-CL"/>
-        </w:rPr>
-        <w:t xml:space="preserve"> de escenarios de calidad</w:t>
+      <w:r>
+        <w:rPr>
+          <w:rFonts w:ascii="Arial" w:hAnsi="Arial" w:cs="Arial"/>
+          <w:lang w:val="es-CL"/>
+        </w:rPr>
+        <w:t>Catálogo de escenarios de calidad</w:t>
       </w:r>
     </w:p>
     <w:p>
       <w:pPr>
         <w:pStyle w:val="Heading2"/>
+        <w:spacing w:line="360" w:lineRule="auto"/>
         <w:rPr>
           <w:rFonts w:ascii="Arial" w:hAnsi="Arial" w:cs="Arial"/>
           <w:lang w:val="es-CL"/>
@@ -2761,6 +2684,7 @@
     </w:p>
     <w:p>
       <w:pPr>
+        <w:spacing w:line="360" w:lineRule="auto"/>
         <w:rPr>
           <w:rFonts w:ascii="Arial" w:hAnsi="Arial" w:cs="Arial"/>
           <w:lang w:val="es-CL"/>
@@ -2776,6 +2700,7 @@
     </w:p>
     <w:p>
       <w:pPr>
+        <w:spacing w:line="360" w:lineRule="auto"/>
         <w:rPr>
           <w:rFonts w:ascii="Arial" w:hAnsi="Arial" w:cs="Arial"/>
           <w:lang w:val="es-CL"/>
@@ -2791,6 +2716,7 @@
     </w:p>
     <w:p>
       <w:pPr>
+        <w:spacing w:line="360" w:lineRule="auto"/>
         <w:rPr>
           <w:rFonts w:ascii="Arial" w:hAnsi="Arial" w:cs="Arial"/>
           <w:lang w:val="es-CL"/>
@@ -2806,6 +2732,7 @@
     </w:p>
     <w:p>
       <w:pPr>
+        <w:spacing w:line="360" w:lineRule="auto"/>
         <w:rPr>
           <w:rFonts w:ascii="Arial" w:hAnsi="Arial" w:cs="Arial"/>
           <w:lang w:val="es-CL"/>
@@ -2853,6 +2780,7 @@
     </w:p>
     <w:p>
       <w:pPr>
+        <w:spacing w:line="360" w:lineRule="auto"/>
         <w:rPr>
           <w:rFonts w:ascii="Arial" w:hAnsi="Arial" w:cs="Arial"/>
           <w:lang w:val="es-CL"/>
@@ -2901,6 +2829,7 @@
     <w:p>
       <w:pPr>
         <w:pStyle w:val="Heading2"/>
+        <w:spacing w:line="360" w:lineRule="auto"/>
         <w:rPr>
           <w:rFonts w:ascii="Arial" w:hAnsi="Arial" w:cs="Arial"/>
           <w:lang w:val="es-CL"/>
@@ -2918,6 +2847,7 @@
     </w:p>
     <w:p>
       <w:pPr>
+        <w:spacing w:line="360" w:lineRule="auto"/>
         <w:rPr>
           <w:rFonts w:ascii="Arial" w:hAnsi="Arial" w:cs="Arial"/>
           <w:lang w:val="es-CL"/>
@@ -2933,6 +2863,7 @@
     </w:p>
     <w:p>
       <w:pPr>
+        <w:spacing w:line="360" w:lineRule="auto"/>
         <w:rPr>
           <w:rFonts w:ascii="Arial" w:hAnsi="Arial" w:cs="Arial"/>
           <w:lang w:val="es-CL"/>
@@ -2948,6 +2879,7 @@
     </w:p>
     <w:p>
       <w:pPr>
+        <w:spacing w:line="360" w:lineRule="auto"/>
         <w:rPr>
           <w:rFonts w:ascii="Arial" w:hAnsi="Arial" w:cs="Arial"/>
           <w:lang w:val="es-CL"/>
@@ -2963,16 +2895,18 @@
     </w:p>
     <w:p>
       <w:pPr>
-        <w:rPr>
-          <w:rFonts w:ascii="Arial" w:hAnsi="Arial" w:cs="Arial"/>
-          <w:lang w:val="es-CL"/>
-        </w:rPr>
-      </w:pPr>
-      <w:r>
-        <w:rPr>
-          <w:rFonts w:ascii="Arial" w:hAnsi="Arial" w:cs="Arial"/>
-          <w:lang w:val="es-CL"/>
-        </w:rPr>
+        <w:spacing w:line="360" w:lineRule="auto"/>
+        <w:rPr>
+          <w:rFonts w:ascii="Arial" w:hAnsi="Arial" w:cs="Arial"/>
+          <w:lang w:val="es-CL"/>
+        </w:rPr>
+      </w:pPr>
+      <w:r>
+        <w:rPr>
+          <w:rFonts w:ascii="Arial" w:hAnsi="Arial" w:cs="Arial"/>
+          <w:lang w:val="es-CL"/>
+        </w:rPr>
+        <w:lastRenderedPageBreak/>
         <w:t xml:space="preserve">Mecanismo observado. </w:t>
       </w:r>
       <w:proofErr w:type="spellStart"/>
@@ -3010,6 +2944,7 @@
     </w:p>
     <w:p>
       <w:pPr>
+        <w:spacing w:line="360" w:lineRule="auto"/>
         <w:rPr>
           <w:rFonts w:ascii="Arial" w:hAnsi="Arial" w:cs="Arial"/>
           <w:lang w:val="es-CL"/>
@@ -3026,6 +2961,7 @@
     <w:p>
       <w:pPr>
         <w:pStyle w:val="Heading2"/>
+        <w:spacing w:line="360" w:lineRule="auto"/>
         <w:rPr>
           <w:rFonts w:ascii="Arial" w:hAnsi="Arial" w:cs="Arial"/>
           <w:lang w:val="es-CL"/>
@@ -3043,6 +2979,7 @@
     </w:p>
     <w:p>
       <w:pPr>
+        <w:spacing w:line="360" w:lineRule="auto"/>
         <w:rPr>
           <w:rFonts w:ascii="Arial" w:hAnsi="Arial" w:cs="Arial"/>
           <w:lang w:val="es-CL"/>
@@ -3058,6 +2995,7 @@
     </w:p>
     <w:p>
       <w:pPr>
+        <w:spacing w:line="360" w:lineRule="auto"/>
         <w:rPr>
           <w:rFonts w:ascii="Arial" w:hAnsi="Arial" w:cs="Arial"/>
           <w:lang w:val="es-CL"/>
@@ -3073,21 +3011,20 @@
     </w:p>
     <w:p>
       <w:pPr>
-        <w:rPr>
-          <w:rFonts w:ascii="Arial" w:hAnsi="Arial" w:cs="Arial"/>
-          <w:lang w:val="es-CL"/>
-        </w:rPr>
-      </w:pPr>
-      <w:r>
-        <w:rPr>
-          <w:rFonts w:ascii="Arial" w:hAnsi="Arial" w:cs="Arial"/>
-          <w:lang w:val="es-CL"/>
-        </w:rPr>
-        <w:lastRenderedPageBreak/>
+        <w:spacing w:line="360" w:lineRule="auto"/>
+        <w:rPr>
+          <w:rFonts w:ascii="Arial" w:hAnsi="Arial" w:cs="Arial"/>
+          <w:lang w:val="es-CL"/>
+        </w:rPr>
+      </w:pPr>
+      <w:r>
+        <w:rPr>
+          <w:rFonts w:ascii="Arial" w:hAnsi="Arial" w:cs="Arial"/>
+          <w:lang w:val="es-CL"/>
+        </w:rPr>
         <w:t xml:space="preserve">Criterio y estado. Ninguna venta productiva confirmada con </w:t>
       </w:r>
       <w:proofErr w:type="spellStart"/>
-      <w:proofErr w:type="gramStart"/>
       <w:r>
         <w:rPr>
           <w:rFonts w:ascii="Arial" w:hAnsi="Arial" w:cs="Arial"/>
@@ -3096,7 +3033,6 @@
         <w:t>storage:memory</w:t>
       </w:r>
       <w:proofErr w:type="spellEnd"/>
-      <w:proofErr w:type="gramEnd"/>
       <w:r>
         <w:rPr>
           <w:rFonts w:ascii="Arial" w:hAnsi="Arial" w:cs="Arial"/>
@@ -3107,6 +3043,7 @@
     </w:p>
     <w:p>
       <w:pPr>
+        <w:spacing w:line="360" w:lineRule="auto"/>
         <w:rPr>
           <w:rFonts w:ascii="Arial" w:hAnsi="Arial" w:cs="Arial"/>
           <w:lang w:val="es-CL"/>
@@ -3154,6 +3091,7 @@
     </w:p>
     <w:p>
       <w:pPr>
+        <w:spacing w:line="360" w:lineRule="auto"/>
         <w:rPr>
           <w:rFonts w:ascii="Arial" w:hAnsi="Arial" w:cs="Arial"/>
           <w:lang w:val="es-CL"/>
@@ -3186,6 +3124,7 @@
     <w:p>
       <w:pPr>
         <w:pStyle w:val="Heading2"/>
+        <w:spacing w:line="360" w:lineRule="auto"/>
         <w:rPr>
           <w:rFonts w:ascii="Arial" w:hAnsi="Arial" w:cs="Arial"/>
           <w:lang w:val="es-CL"/>
@@ -3203,6 +3142,7 @@
     </w:p>
     <w:p>
       <w:pPr>
+        <w:spacing w:line="360" w:lineRule="auto"/>
         <w:rPr>
           <w:rFonts w:ascii="Arial" w:hAnsi="Arial" w:cs="Arial"/>
           <w:lang w:val="es-CL"/>
@@ -3218,6 +3158,7 @@
     </w:p>
     <w:p>
       <w:pPr>
+        <w:spacing w:line="360" w:lineRule="auto"/>
         <w:rPr>
           <w:rFonts w:ascii="Arial" w:hAnsi="Arial" w:cs="Arial"/>
           <w:lang w:val="es-CL"/>
@@ -3233,6 +3174,7 @@
     </w:p>
     <w:p>
       <w:pPr>
+        <w:spacing w:line="360" w:lineRule="auto"/>
         <w:rPr>
           <w:rFonts w:ascii="Arial" w:hAnsi="Arial" w:cs="Arial"/>
           <w:lang w:val="es-CL"/>
@@ -3248,6 +3190,7 @@
     </w:p>
     <w:p>
       <w:pPr>
+        <w:spacing w:line="360" w:lineRule="auto"/>
         <w:rPr>
           <w:rFonts w:ascii="Arial" w:hAnsi="Arial" w:cs="Arial"/>
           <w:lang w:val="es-CL"/>
@@ -3263,6 +3206,7 @@
     </w:p>
     <w:p>
       <w:pPr>
+        <w:spacing w:line="360" w:lineRule="auto"/>
         <w:rPr>
           <w:rFonts w:ascii="Arial" w:hAnsi="Arial" w:cs="Arial"/>
           <w:lang w:val="es-CL"/>
@@ -3295,6 +3239,7 @@
     <w:p>
       <w:pPr>
         <w:pStyle w:val="Heading2"/>
+        <w:spacing w:line="360" w:lineRule="auto"/>
         <w:rPr>
           <w:rFonts w:ascii="Arial" w:hAnsi="Arial" w:cs="Arial"/>
           <w:lang w:val="es-CL"/>
@@ -3312,6 +3257,7 @@
     </w:p>
     <w:p>
       <w:pPr>
+        <w:spacing w:line="360" w:lineRule="auto"/>
         <w:rPr>
           <w:rFonts w:ascii="Arial" w:hAnsi="Arial" w:cs="Arial"/>
           <w:lang w:val="es-CL"/>
@@ -3327,6 +3273,7 @@
     </w:p>
     <w:p>
       <w:pPr>
+        <w:spacing w:line="360" w:lineRule="auto"/>
         <w:rPr>
           <w:rFonts w:ascii="Arial" w:hAnsi="Arial" w:cs="Arial"/>
           <w:lang w:val="es-CL"/>
@@ -3342,6 +3289,7 @@
     </w:p>
     <w:p>
       <w:pPr>
+        <w:spacing w:line="360" w:lineRule="auto"/>
         <w:rPr>
           <w:rFonts w:ascii="Arial" w:hAnsi="Arial" w:cs="Arial"/>
           <w:lang w:val="es-CL"/>
@@ -3357,6 +3305,7 @@
     </w:p>
     <w:p>
       <w:pPr>
+        <w:spacing w:line="360" w:lineRule="auto"/>
         <w:rPr>
           <w:rFonts w:ascii="Arial" w:hAnsi="Arial" w:cs="Arial"/>
           <w:lang w:val="es-CL"/>
@@ -3388,6 +3337,7 @@
     </w:p>
     <w:p>
       <w:pPr>
+        <w:spacing w:line="360" w:lineRule="auto"/>
         <w:rPr>
           <w:rFonts w:ascii="Arial" w:hAnsi="Arial" w:cs="Arial"/>
           <w:lang w:val="es-CL"/>
@@ -3404,6 +3354,7 @@
     <w:p>
       <w:pPr>
         <w:pStyle w:val="Heading2"/>
+        <w:spacing w:line="360" w:lineRule="auto"/>
         <w:rPr>
           <w:rFonts w:ascii="Arial" w:hAnsi="Arial" w:cs="Arial"/>
           <w:lang w:val="es-CL"/>
@@ -3416,42 +3367,29 @@
           <w:rFonts w:ascii="Arial" w:hAnsi="Arial" w:cs="Arial"/>
           <w:lang w:val="es-CL"/>
         </w:rPr>
+        <w:lastRenderedPageBreak/>
         <w:t>3.6 RNF06 Usabilidad</w:t>
       </w:r>
     </w:p>
     <w:p>
       <w:pPr>
-        <w:rPr>
-          <w:rFonts w:ascii="Arial" w:hAnsi="Arial" w:cs="Arial"/>
-          <w:lang w:val="es-CL"/>
-        </w:rPr>
-      </w:pPr>
-      <w:r>
-        <w:rPr>
-          <w:rFonts w:ascii="Arial" w:hAnsi="Arial" w:cs="Arial"/>
-          <w:lang w:val="es-CL"/>
-        </w:rPr>
-        <w:t xml:space="preserve">Estímulo y contexto. Un vendedor prepara venta, observa un error y retoma su </w:t>
-      </w:r>
-      <w:proofErr w:type="gramStart"/>
-      <w:r>
-        <w:rPr>
-          <w:rFonts w:ascii="Arial" w:hAnsi="Arial" w:cs="Arial"/>
-          <w:lang w:val="es-CL"/>
-        </w:rPr>
-        <w:t>ticket</w:t>
-      </w:r>
-      <w:proofErr w:type="gramEnd"/>
-      <w:r>
-        <w:rPr>
-          <w:rFonts w:ascii="Arial" w:hAnsi="Arial" w:cs="Arial"/>
-          <w:lang w:val="es-CL"/>
-        </w:rPr>
-        <w:t>.</w:t>
+        <w:spacing w:line="360" w:lineRule="auto"/>
+        <w:rPr>
+          <w:rFonts w:ascii="Arial" w:hAnsi="Arial" w:cs="Arial"/>
+          <w:lang w:val="es-CL"/>
+        </w:rPr>
+      </w:pPr>
+      <w:r>
+        <w:rPr>
+          <w:rFonts w:ascii="Arial" w:hAnsi="Arial" w:cs="Arial"/>
+          <w:lang w:val="es-CL"/>
+        </w:rPr>
+        <w:t>Estímulo y contexto. Un vendedor prepara venta, observa un error y retoma su ticket.</w:t>
       </w:r>
     </w:p>
     <w:p>
       <w:pPr>
+        <w:spacing w:line="360" w:lineRule="auto"/>
         <w:rPr>
           <w:rFonts w:ascii="Arial" w:hAnsi="Arial" w:cs="Arial"/>
           <w:lang w:val="es-CL"/>
@@ -3467,6 +3405,7 @@
     </w:p>
     <w:p>
       <w:pPr>
+        <w:spacing w:line="360" w:lineRule="auto"/>
         <w:rPr>
           <w:rFonts w:ascii="Arial" w:hAnsi="Arial" w:cs="Arial"/>
           <w:lang w:val="es-CL"/>
@@ -3482,6 +3421,7 @@
     </w:p>
     <w:p>
       <w:pPr>
+        <w:spacing w:line="360" w:lineRule="auto"/>
         <w:rPr>
           <w:rFonts w:ascii="Arial" w:hAnsi="Arial" w:cs="Arial"/>
           <w:lang w:val="es-CL"/>
@@ -3513,6 +3453,7 @@
     </w:p>
     <w:p>
       <w:pPr>
+        <w:spacing w:line="360" w:lineRule="auto"/>
         <w:rPr>
           <w:rFonts w:ascii="Arial" w:hAnsi="Arial" w:cs="Arial"/>
           <w:lang w:val="es-CL"/>
@@ -3529,6 +3470,7 @@
     <w:p>
       <w:pPr>
         <w:pStyle w:val="Heading2"/>
+        <w:spacing w:line="360" w:lineRule="auto"/>
         <w:rPr>
           <w:rFonts w:ascii="Arial" w:hAnsi="Arial" w:cs="Arial"/>
           <w:lang w:val="es-CL"/>
@@ -3546,6 +3488,7 @@
     </w:p>
     <w:p>
       <w:pPr>
+        <w:spacing w:line="360" w:lineRule="auto"/>
         <w:rPr>
           <w:rFonts w:ascii="Arial" w:hAnsi="Arial" w:cs="Arial"/>
           <w:lang w:val="es-CL"/>
@@ -3561,6 +3504,7 @@
     </w:p>
     <w:p>
       <w:pPr>
+        <w:spacing w:line="360" w:lineRule="auto"/>
         <w:rPr>
           <w:rFonts w:ascii="Arial" w:hAnsi="Arial" w:cs="Arial"/>
           <w:lang w:val="es-CL"/>
@@ -3576,22 +3520,23 @@
     </w:p>
     <w:p>
       <w:pPr>
-        <w:rPr>
-          <w:rFonts w:ascii="Arial" w:hAnsi="Arial" w:cs="Arial"/>
-          <w:lang w:val="es-CL"/>
-        </w:rPr>
-      </w:pPr>
-      <w:r>
-        <w:rPr>
-          <w:rFonts w:ascii="Arial" w:hAnsi="Arial" w:cs="Arial"/>
-          <w:lang w:val="es-CL"/>
-        </w:rPr>
-        <w:lastRenderedPageBreak/>
+        <w:spacing w:line="360" w:lineRule="auto"/>
+        <w:rPr>
+          <w:rFonts w:ascii="Arial" w:hAnsi="Arial" w:cs="Arial"/>
+          <w:lang w:val="es-CL"/>
+        </w:rPr>
+      </w:pPr>
+      <w:r>
+        <w:rPr>
+          <w:rFonts w:ascii="Arial" w:hAnsi="Arial" w:cs="Arial"/>
+          <w:lang w:val="es-CL"/>
+        </w:rPr>
         <w:t>Criterio y estado. Referencia propuesta WCAG 2.2 AA; ningún cumplimiento global se declara sin revisión.</w:t>
       </w:r>
     </w:p>
     <w:p>
       <w:pPr>
+        <w:spacing w:line="360" w:lineRule="auto"/>
         <w:rPr>
           <w:rFonts w:ascii="Arial" w:hAnsi="Arial" w:cs="Arial"/>
           <w:lang w:val="es-CL"/>
@@ -3623,6 +3568,7 @@
     </w:p>
     <w:p>
       <w:pPr>
+        <w:spacing w:line="360" w:lineRule="auto"/>
         <w:rPr>
           <w:rFonts w:ascii="Arial" w:hAnsi="Arial" w:cs="Arial"/>
           <w:lang w:val="es-CL"/>
@@ -3639,6 +3585,7 @@
     <w:p>
       <w:pPr>
         <w:pStyle w:val="Heading2"/>
+        <w:spacing w:line="360" w:lineRule="auto"/>
         <w:rPr>
           <w:rFonts w:ascii="Arial" w:hAnsi="Arial" w:cs="Arial"/>
           <w:lang w:val="es-CL"/>
@@ -3656,6 +3603,7 @@
     </w:p>
     <w:p>
       <w:pPr>
+        <w:spacing w:line="360" w:lineRule="auto"/>
         <w:rPr>
           <w:rFonts w:ascii="Arial" w:hAnsi="Arial" w:cs="Arial"/>
           <w:lang w:val="es-CL"/>
@@ -3671,6 +3619,7 @@
     </w:p>
     <w:p>
       <w:pPr>
+        <w:spacing w:line="360" w:lineRule="auto"/>
         <w:rPr>
           <w:rFonts w:ascii="Arial" w:hAnsi="Arial" w:cs="Arial"/>
           <w:lang w:val="es-CL"/>
@@ -3686,6 +3635,7 @@
     </w:p>
     <w:p>
       <w:pPr>
+        <w:spacing w:line="360" w:lineRule="auto"/>
         <w:rPr>
           <w:rFonts w:ascii="Arial" w:hAnsi="Arial" w:cs="Arial"/>
           <w:lang w:val="es-CL"/>
@@ -3701,6 +3651,7 @@
     </w:p>
     <w:p>
       <w:pPr>
+        <w:spacing w:line="360" w:lineRule="auto"/>
         <w:rPr>
           <w:rFonts w:ascii="Arial" w:hAnsi="Arial" w:cs="Arial"/>
           <w:lang w:val="es-CL"/>
@@ -3716,6 +3667,7 @@
     </w:p>
     <w:p>
       <w:pPr>
+        <w:spacing w:line="360" w:lineRule="auto"/>
         <w:rPr>
           <w:rFonts w:ascii="Arial" w:hAnsi="Arial" w:cs="Arial"/>
           <w:lang w:val="es-CL"/>
@@ -3732,6 +3684,7 @@
     <w:p>
       <w:pPr>
         <w:pStyle w:val="Heading2"/>
+        <w:spacing w:line="360" w:lineRule="auto"/>
         <w:rPr>
           <w:rFonts w:ascii="Arial" w:hAnsi="Arial" w:cs="Arial"/>
           <w:lang w:val="es-CL"/>
@@ -3749,6 +3702,7 @@
     </w:p>
     <w:p>
       <w:pPr>
+        <w:spacing w:line="360" w:lineRule="auto"/>
         <w:rPr>
           <w:rFonts w:ascii="Arial" w:hAnsi="Arial" w:cs="Arial"/>
           <w:lang w:val="es-CL"/>
@@ -3764,6 +3718,7 @@
     </w:p>
     <w:p>
       <w:pPr>
+        <w:spacing w:line="360" w:lineRule="auto"/>
         <w:rPr>
           <w:rFonts w:ascii="Arial" w:hAnsi="Arial" w:cs="Arial"/>
           <w:lang w:val="es-CL"/>
@@ -3779,21 +3734,24 @@
     </w:p>
     <w:p>
       <w:pPr>
-        <w:rPr>
-          <w:rFonts w:ascii="Arial" w:hAnsi="Arial" w:cs="Arial"/>
-          <w:lang w:val="es-CL"/>
-        </w:rPr>
-      </w:pPr>
-      <w:r>
-        <w:rPr>
-          <w:rFonts w:ascii="Arial" w:hAnsi="Arial" w:cs="Arial"/>
-          <w:lang w:val="es-CL"/>
-        </w:rPr>
+        <w:spacing w:line="360" w:lineRule="auto"/>
+        <w:rPr>
+          <w:rFonts w:ascii="Arial" w:hAnsi="Arial" w:cs="Arial"/>
+          <w:lang w:val="es-CL"/>
+        </w:rPr>
+      </w:pPr>
+      <w:r>
+        <w:rPr>
+          <w:rFonts w:ascii="Arial" w:hAnsi="Arial" w:cs="Arial"/>
+          <w:lang w:val="es-CL"/>
+        </w:rPr>
+        <w:lastRenderedPageBreak/>
         <w:t>Criterio y estado. Una venta final por combinación negocio y clave; misma evidencia para peticiones concurrentes.</w:t>
       </w:r>
     </w:p>
     <w:p>
       <w:pPr>
+        <w:spacing w:line="360" w:lineRule="auto"/>
         <w:rPr>
           <w:rFonts w:ascii="Arial" w:hAnsi="Arial" w:cs="Arial"/>
           <w:lang w:val="es-CL"/>
@@ -3825,6 +3783,7 @@
     </w:p>
     <w:p>
       <w:pPr>
+        <w:spacing w:line="360" w:lineRule="auto"/>
         <w:rPr>
           <w:rFonts w:ascii="Arial" w:hAnsi="Arial" w:cs="Arial"/>
           <w:lang w:val="es-CL"/>
@@ -3857,6 +3816,7 @@
     <w:p>
       <w:pPr>
         <w:pStyle w:val="Heading2"/>
+        <w:spacing w:line="360" w:lineRule="auto"/>
         <w:rPr>
           <w:rFonts w:ascii="Arial" w:hAnsi="Arial" w:cs="Arial"/>
           <w:lang w:val="es-CL"/>
@@ -3874,6 +3834,7 @@
     </w:p>
     <w:p>
       <w:pPr>
+        <w:spacing w:line="360" w:lineRule="auto"/>
         <w:rPr>
           <w:rFonts w:ascii="Arial" w:hAnsi="Arial" w:cs="Arial"/>
           <w:lang w:val="es-CL"/>
@@ -3889,6 +3850,7 @@
     </w:p>
     <w:p>
       <w:pPr>
+        <w:spacing w:line="360" w:lineRule="auto"/>
         <w:rPr>
           <w:rFonts w:ascii="Arial" w:hAnsi="Arial" w:cs="Arial"/>
           <w:lang w:val="es-CL"/>
@@ -3904,6 +3866,7 @@
     </w:p>
     <w:p>
       <w:pPr>
+        <w:spacing w:line="360" w:lineRule="auto"/>
         <w:rPr>
           <w:rFonts w:ascii="Arial" w:hAnsi="Arial" w:cs="Arial"/>
           <w:lang w:val="es-CL"/>
@@ -3919,6 +3882,7 @@
     </w:p>
     <w:p>
       <w:pPr>
+        <w:spacing w:line="360" w:lineRule="auto"/>
         <w:rPr>
           <w:rFonts w:ascii="Arial" w:hAnsi="Arial" w:cs="Arial"/>
           <w:lang w:val="es-CL"/>
@@ -3950,6 +3914,7 @@
     </w:p>
     <w:p>
       <w:pPr>
+        <w:spacing w:line="360" w:lineRule="auto"/>
         <w:rPr>
           <w:rFonts w:ascii="Arial" w:hAnsi="Arial" w:cs="Arial"/>
           <w:lang w:val="es-CL"/>
@@ -3966,6 +3931,7 @@
     <w:p>
       <w:pPr>
         <w:pStyle w:val="Heading2"/>
+        <w:spacing w:line="360" w:lineRule="auto"/>
         <w:rPr>
           <w:rFonts w:ascii="Arial" w:hAnsi="Arial" w:cs="Arial"/>
           <w:lang w:val="es-CL"/>
@@ -3983,6 +3949,7 @@
     </w:p>
     <w:p>
       <w:pPr>
+        <w:spacing w:line="360" w:lineRule="auto"/>
         <w:rPr>
           <w:rFonts w:ascii="Arial" w:hAnsi="Arial" w:cs="Arial"/>
           <w:lang w:val="es-CL"/>
@@ -3998,6 +3965,7 @@
     </w:p>
     <w:p>
       <w:pPr>
+        <w:spacing w:line="360" w:lineRule="auto"/>
         <w:rPr>
           <w:rFonts w:ascii="Arial" w:hAnsi="Arial" w:cs="Arial"/>
           <w:lang w:val="es-CL"/>
@@ -4013,6 +3981,7 @@
     </w:p>
     <w:p>
       <w:pPr>
+        <w:spacing w:line="360" w:lineRule="auto"/>
         <w:rPr>
           <w:rFonts w:ascii="Arial" w:hAnsi="Arial" w:cs="Arial"/>
           <w:lang w:val="es-CL"/>
@@ -4028,6 +3997,7 @@
     </w:p>
     <w:p>
       <w:pPr>
+        <w:spacing w:line="360" w:lineRule="auto"/>
         <w:rPr>
           <w:rFonts w:ascii="Arial" w:hAnsi="Arial" w:cs="Arial"/>
           <w:lang w:val="es-CL"/>
@@ -4059,17 +4029,17 @@
     </w:p>
     <w:p>
       <w:pPr>
-        <w:rPr>
-          <w:rFonts w:ascii="Arial" w:hAnsi="Arial" w:cs="Arial"/>
-          <w:lang w:val="es-CL"/>
-        </w:rPr>
-      </w:pPr>
-      <w:r>
-        <w:rPr>
-          <w:rFonts w:ascii="Arial" w:hAnsi="Arial" w:cs="Arial"/>
-          <w:lang w:val="es-CL"/>
-        </w:rPr>
-        <w:lastRenderedPageBreak/>
+        <w:spacing w:line="360" w:lineRule="auto"/>
+        <w:rPr>
+          <w:rFonts w:ascii="Arial" w:hAnsi="Arial" w:cs="Arial"/>
+          <w:lang w:val="es-CL"/>
+        </w:rPr>
+      </w:pPr>
+      <w:r>
+        <w:rPr>
+          <w:rFonts w:ascii="Arial" w:hAnsi="Arial" w:cs="Arial"/>
+          <w:lang w:val="es-CL"/>
+        </w:rPr>
         <w:t xml:space="preserve">Procedimiento de comprobación. Inspeccionar </w:t>
       </w:r>
       <w:proofErr w:type="spellStart"/>
@@ -4092,6 +4062,7 @@
     <w:p>
       <w:pPr>
         <w:pStyle w:val="Heading2"/>
+        <w:spacing w:line="360" w:lineRule="auto"/>
         <w:rPr>
           <w:rFonts w:ascii="Arial" w:hAnsi="Arial" w:cs="Arial"/>
           <w:lang w:val="es-CL"/>
@@ -4109,6 +4080,7 @@
     </w:p>
     <w:p>
       <w:pPr>
+        <w:spacing w:line="360" w:lineRule="auto"/>
         <w:rPr>
           <w:rFonts w:ascii="Arial" w:hAnsi="Arial" w:cs="Arial"/>
           <w:lang w:val="es-CL"/>
@@ -4124,6 +4096,7 @@
     </w:p>
     <w:p>
       <w:pPr>
+        <w:spacing w:line="360" w:lineRule="auto"/>
         <w:rPr>
           <w:rFonts w:ascii="Arial" w:hAnsi="Arial" w:cs="Arial"/>
           <w:lang w:val="es-CL"/>
@@ -4139,6 +4112,7 @@
     </w:p>
     <w:p>
       <w:pPr>
+        <w:spacing w:line="360" w:lineRule="auto"/>
         <w:rPr>
           <w:rFonts w:ascii="Arial" w:hAnsi="Arial" w:cs="Arial"/>
           <w:lang w:val="es-CL"/>
@@ -4154,6 +4128,7 @@
     </w:p>
     <w:p>
       <w:pPr>
+        <w:spacing w:line="360" w:lineRule="auto"/>
         <w:rPr>
           <w:rFonts w:ascii="Arial" w:hAnsi="Arial" w:cs="Arial"/>
           <w:lang w:val="es-CL"/>
@@ -4185,6 +4160,7 @@
     </w:p>
     <w:p>
       <w:pPr>
+        <w:spacing w:line="360" w:lineRule="auto"/>
         <w:rPr>
           <w:rFonts w:ascii="Arial" w:hAnsi="Arial" w:cs="Arial"/>
           <w:lang w:val="es-CL"/>
@@ -4217,6 +4193,7 @@
     <w:p>
       <w:pPr>
         <w:pStyle w:val="Heading1"/>
+        <w:spacing w:line="360" w:lineRule="auto"/>
         <w:rPr>
           <w:rFonts w:ascii="Arial" w:hAnsi="Arial" w:cs="Arial"/>
           <w:lang w:val="es-CL"/>
@@ -4229,6 +4206,7 @@
           <w:rFonts w:ascii="Arial" w:hAnsi="Arial" w:cs="Arial"/>
           <w:lang w:val="es-CL"/>
         </w:rPr>
+        <w:lastRenderedPageBreak/>
         <w:t>4</w:t>
       </w:r>
       <w:r>
@@ -4236,27 +4214,12 @@
           <w:rFonts w:ascii="Arial" w:hAnsi="Arial" w:cs="Arial"/>
           <w:lang w:val="es-CL"/>
         </w:rPr>
-        <w:t xml:space="preserve"> </w:t>
-      </w:r>
-      <w:proofErr w:type="gramStart"/>
-      <w:r>
-        <w:rPr>
-          <w:rFonts w:ascii="Arial" w:hAnsi="Arial" w:cs="Arial"/>
-          <w:lang w:val="es-CL"/>
-        </w:rPr>
-        <w:t>Escenarios</w:t>
-      </w:r>
-      <w:proofErr w:type="gramEnd"/>
-      <w:r>
-        <w:rPr>
-          <w:rFonts w:ascii="Arial" w:hAnsi="Arial" w:cs="Arial"/>
-          <w:lang w:val="es-CL"/>
-        </w:rPr>
-        <w:t xml:space="preserve"> complementarios de calidad</w:t>
+        <w:t xml:space="preserve"> Escenarios complementarios de calidad</w:t>
       </w:r>
     </w:p>
     <w:p>
       <w:pPr>
+        <w:spacing w:line="360" w:lineRule="auto"/>
         <w:rPr>
           <w:rFonts w:ascii="Arial" w:hAnsi="Arial" w:cs="Arial"/>
           <w:lang w:val="es-CL"/>
@@ -4304,150 +4267,419 @@
       <w:r>
         <w:rPr>
           <w:rFonts w:ascii="Arial" w:hAnsi="Arial" w:cs="Arial"/>
-        </w:rPr>
-        <w:t xml:space="preserve">La </w:t>
+          <w:lang w:val="es-CL"/>
+        </w:rPr>
+        <w:t>La tabla de correspondencia evita renumerar registros anteriores</w:t>
+      </w:r>
+    </w:p>
+    <w:p>
+      <w:pPr>
+        <w:pStyle w:val="Heading2"/>
+        <w:spacing w:line="360" w:lineRule="auto"/>
+        <w:rPr>
+          <w:rFonts w:ascii="Arial" w:hAnsi="Arial" w:cs="Arial"/>
+          <w:lang w:val="es-CL"/>
+        </w:rPr>
+      </w:pPr>
+      <w:r>
+        <w:rPr>
+          <w:rFonts w:ascii="Arial" w:hAnsi="Arial" w:cs="Arial"/>
+          <w:lang w:val="es-CL"/>
+        </w:rPr>
+        <w:t>4.1 RNF13 Escalabilidad por negocio</w:t>
+      </w:r>
+    </w:p>
+    <w:p>
+      <w:pPr>
+        <w:spacing w:line="360" w:lineRule="auto"/>
+        <w:rPr>
+          <w:rFonts w:ascii="Arial" w:hAnsi="Arial" w:cs="Arial"/>
+          <w:lang w:val="es-CL"/>
+        </w:rPr>
+      </w:pPr>
+      <w:r>
+        <w:rPr>
+          <w:rFonts w:ascii="Arial" w:hAnsi="Arial" w:cs="Arial"/>
+          <w:lang w:val="es-CL"/>
+        </w:rPr>
+        <w:t>Se requiere incorporar un negocio mediante configuración y registros, sin modificar código para cada cliente. La comprobación mínima consiste en registrar dos negocios independientes y repetir catálogo y venta con sus propias sesiones. HTTP03 y HTTP04 aportan evidencia de separación; no constituyen una prueba de capacidad masiva. La meta de carga debe acordarse con un volumen de negocios, usuarios simultáneos y conexiones PostgreSQL definidos.</w:t>
+      </w:r>
+    </w:p>
+    <w:p>
+      <w:pPr>
+        <w:pStyle w:val="Heading2"/>
+        <w:spacing w:line="360" w:lineRule="auto"/>
+        <w:rPr>
+          <w:rFonts w:ascii="Arial" w:hAnsi="Arial" w:cs="Arial"/>
+          <w:lang w:val="es-CL"/>
+        </w:rPr>
+      </w:pPr>
+      <w:bookmarkStart w:id="16" w:name="bookmark=id.kwun4fbity4z" w:colFirst="0" w:colLast="0"/>
+      <w:bookmarkEnd w:id="16"/>
+      <w:r>
+        <w:rPr>
+          <w:rFonts w:ascii="Arial" w:hAnsi="Arial" w:cs="Arial"/>
+          <w:lang w:val="es-CL"/>
+        </w:rPr>
+        <w:t>4.2 RNF14 Mantenibilidad</w:t>
+      </w:r>
+    </w:p>
+    <w:p>
+      <w:pPr>
+        <w:spacing w:line="360" w:lineRule="auto"/>
+        <w:rPr>
+          <w:rFonts w:ascii="Arial" w:hAnsi="Arial" w:cs="Arial"/>
+          <w:lang w:val="es-CL"/>
+        </w:rPr>
+      </w:pPr>
+      <w:r>
+        <w:rPr>
+          <w:rFonts w:ascii="Arial" w:hAnsi="Arial" w:cs="Arial"/>
+          <w:lang w:val="es-CL"/>
+        </w:rPr>
+        <w:t xml:space="preserve">Un cambio en un contrato compartido debe detectarse mediante análisis de tipos y pruebas relacionadas. El repositorio debe permitir localizar responsabilidades de interfaz, aplicación y persistencia. La campaña completó </w:t>
       </w:r>
       <w:proofErr w:type="spellStart"/>
       <w:r>
         <w:rPr>
           <w:rFonts w:ascii="Arial" w:hAnsi="Arial" w:cs="Arial"/>
-        </w:rPr>
-        <w:t>tabla</w:t>
+          <w:lang w:val="es-CL"/>
+        </w:rPr>
+        <w:t>typecheck</w:t>
       </w:r>
       <w:proofErr w:type="spellEnd"/>
       <w:r>
         <w:rPr>
           <w:rFonts w:ascii="Arial" w:hAnsi="Arial" w:cs="Arial"/>
-        </w:rPr>
-        <w:t xml:space="preserve"> de </w:t>
+          <w:lang w:val="es-CL"/>
+        </w:rPr>
+        <w:t xml:space="preserve"> y </w:t>
       </w:r>
       <w:proofErr w:type="spellStart"/>
       <w:r>
         <w:rPr>
           <w:rFonts w:ascii="Arial" w:hAnsi="Arial" w:cs="Arial"/>
-        </w:rPr>
-        <w:t>correspondencia</w:t>
+          <w:lang w:val="es-CL"/>
+        </w:rPr>
+        <w:t>build</w:t>
       </w:r>
       <w:proofErr w:type="spellEnd"/>
       <w:r>
         <w:rPr>
           <w:rFonts w:ascii="Arial" w:hAnsi="Arial" w:cs="Arial"/>
-        </w:rPr>
-        <w:t xml:space="preserve"> </w:t>
+          <w:lang w:val="es-CL"/>
+        </w:rPr>
+        <w:t>; el tamaño de los archivos principales continúa como deuda técnica. Se propone exigir, para nuevos cambios, identificación de RF o HU, revisión de contratos y registro de regresión pertinente.</w:t>
+      </w:r>
+    </w:p>
+    <w:p>
+      <w:pPr>
+        <w:pStyle w:val="Heading2"/>
+        <w:spacing w:line="360" w:lineRule="auto"/>
+        <w:rPr>
+          <w:rFonts w:ascii="Arial" w:hAnsi="Arial" w:cs="Arial"/>
+          <w:lang w:val="es-CL"/>
+        </w:rPr>
+      </w:pPr>
+      <w:bookmarkStart w:id="17" w:name="bookmark=id.jgfdk7ijm5v2" w:colFirst="0" w:colLast="0"/>
+      <w:bookmarkEnd w:id="17"/>
+      <w:r>
+        <w:rPr>
+          <w:rFonts w:ascii="Arial" w:hAnsi="Arial" w:cs="Arial"/>
+          <w:lang w:val="es-CL"/>
+        </w:rPr>
+        <w:t>4.3 RNF15 Recuperación</w:t>
+      </w:r>
+    </w:p>
+    <w:p>
+      <w:pPr>
+        <w:spacing w:line="360" w:lineRule="auto"/>
+        <w:rPr>
+          <w:rFonts w:ascii="Arial" w:hAnsi="Arial" w:cs="Arial"/>
+          <w:lang w:val="es-CL"/>
+        </w:rPr>
+      </w:pPr>
+      <w:r>
+        <w:rPr>
+          <w:rFonts w:ascii="Arial" w:hAnsi="Arial" w:cs="Arial"/>
+          <w:lang w:val="es-CL"/>
+        </w:rPr>
+        <w:t>Ante pérdida de conexión se debe conservar el ticket o la venta pendiente y mostrar su estado. Tras recuperar red, la misma clave identifica el reintento. Las pruebas automatizadas verifican lógica de cola con almacenamiento simulado. La recuperación de una base exige respaldo y restauración en un destino separado; todavía no hay RPO o RTO medidos. El caso CP-118 define esa comprobación.</w:t>
+      </w:r>
+    </w:p>
+    <w:p>
+      <w:pPr>
+        <w:pStyle w:val="Heading2"/>
+        <w:spacing w:line="360" w:lineRule="auto"/>
+        <w:rPr>
+          <w:rFonts w:ascii="Arial" w:hAnsi="Arial" w:cs="Arial"/>
+          <w:lang w:val="es-CL"/>
+        </w:rPr>
+      </w:pPr>
+      <w:bookmarkStart w:id="18" w:name="bookmark=id.xjkozua2hhzy" w:colFirst="0" w:colLast="0"/>
+      <w:bookmarkEnd w:id="18"/>
+      <w:r>
+        <w:rPr>
+          <w:rFonts w:ascii="Arial" w:hAnsi="Arial" w:cs="Arial"/>
+          <w:lang w:val="es-CL"/>
+        </w:rPr>
+        <w:t xml:space="preserve">4.4 RNF16 </w:t>
       </w:r>
       <w:proofErr w:type="spellStart"/>
       <w:r>
         <w:rPr>
           <w:rFonts w:ascii="Arial" w:hAnsi="Arial" w:cs="Arial"/>
-        </w:rPr>
-        <w:t>evita</w:t>
-      </w:r>
-      <w:proofErr w:type="spellEnd"/>
-      <w:r>
-        <w:rPr>
-          <w:rFonts w:ascii="Arial" w:hAnsi="Arial" w:cs="Arial"/>
-        </w:rPr>
-        <w:t xml:space="preserve"> </w:t>
-      </w:r>
-      <w:proofErr w:type="spellStart"/>
-      <w:r>
-        <w:rPr>
-          <w:rFonts w:ascii="Arial" w:hAnsi="Arial" w:cs="Arial"/>
-        </w:rPr>
-        <w:t>renumerar</w:t>
-      </w:r>
-      <w:proofErr w:type="spellEnd"/>
-      <w:r>
-        <w:rPr>
-          <w:rFonts w:ascii="Arial" w:hAnsi="Arial" w:cs="Arial"/>
-        </w:rPr>
-        <w:t xml:space="preserve"> </w:t>
-      </w:r>
-      <w:proofErr w:type="spellStart"/>
-      <w:r>
-        <w:rPr>
-          <w:rFonts w:ascii="Arial" w:hAnsi="Arial" w:cs="Arial"/>
-        </w:rPr>
-        <w:t>registros</w:t>
-      </w:r>
-      <w:proofErr w:type="spellEnd"/>
-      <w:r>
-        <w:rPr>
-          <w:rFonts w:ascii="Arial" w:hAnsi="Arial" w:cs="Arial"/>
-        </w:rPr>
-        <w:t xml:space="preserve"> </w:t>
-      </w:r>
-      <w:proofErr w:type="spellStart"/>
-      <w:r>
-        <w:rPr>
-          <w:rFonts w:ascii="Arial" w:hAnsi="Arial" w:cs="Arial"/>
-        </w:rPr>
-        <w:t>anteriores</w:t>
+          <w:lang w:val="es-CL"/>
+        </w:rPr>
+        <w:t>Instalabilidad</w:t>
       </w:r>
       <w:proofErr w:type="spellEnd"/>
     </w:p>
     <w:p>
       <w:pPr>
-        <w:pStyle w:val="Heading2"/>
-        <w:rPr>
-          <w:rFonts w:ascii="Arial" w:hAnsi="Arial" w:cs="Arial"/>
-          <w:lang w:val="es-CL"/>
-        </w:rPr>
-      </w:pPr>
-      <w:r>
-        <w:rPr>
-          <w:rFonts w:ascii="Arial" w:hAnsi="Arial" w:cs="Arial"/>
-          <w:lang w:val="es-CL"/>
-        </w:rPr>
-        <w:t>4.1 RNF13 Escalabilidad por negocio</w:t>
+        <w:spacing w:line="360" w:lineRule="auto"/>
+        <w:rPr>
+          <w:rFonts w:ascii="Arial" w:hAnsi="Arial" w:cs="Arial"/>
+          <w:lang w:val="es-CL"/>
+        </w:rPr>
+      </w:pPr>
+      <w:r>
+        <w:rPr>
+          <w:rFonts w:ascii="Arial" w:hAnsi="Arial" w:cs="Arial"/>
+          <w:lang w:val="es-CL"/>
+        </w:rPr>
+        <w:t xml:space="preserve">La PWA debe ofrecer un proceso de instalación comprensible en los navegadores compatibles. La presencia de </w:t>
+      </w:r>
+      <w:proofErr w:type="spellStart"/>
+      <w:r>
+        <w:rPr>
+          <w:rFonts w:ascii="Arial" w:hAnsi="Arial" w:cs="Arial"/>
+          <w:lang w:val="es-CL"/>
+        </w:rPr>
+        <w:t>manifest</w:t>
+      </w:r>
+      <w:proofErr w:type="spellEnd"/>
+      <w:r>
+        <w:rPr>
+          <w:rFonts w:ascii="Arial" w:hAnsi="Arial" w:cs="Arial"/>
+          <w:lang w:val="es-CL"/>
+        </w:rPr>
+        <w:t xml:space="preserve"> y </w:t>
+      </w:r>
+      <w:proofErr w:type="spellStart"/>
+      <w:r>
+        <w:rPr>
+          <w:rFonts w:ascii="Arial" w:hAnsi="Arial" w:cs="Arial"/>
+          <w:lang w:val="es-CL"/>
+        </w:rPr>
+        <w:t>service</w:t>
+      </w:r>
+      <w:proofErr w:type="spellEnd"/>
+      <w:r>
+        <w:rPr>
+          <w:rFonts w:ascii="Arial" w:hAnsi="Arial" w:cs="Arial"/>
+          <w:lang w:val="es-CL"/>
+        </w:rPr>
+        <w:t xml:space="preserve"> </w:t>
+      </w:r>
+      <w:proofErr w:type="spellStart"/>
+      <w:r>
+        <w:rPr>
+          <w:rFonts w:ascii="Arial" w:hAnsi="Arial" w:cs="Arial"/>
+          <w:lang w:val="es-CL"/>
+        </w:rPr>
+        <w:t>worker</w:t>
+      </w:r>
+      <w:proofErr w:type="spellEnd"/>
+      <w:r>
+        <w:rPr>
+          <w:rFonts w:ascii="Arial" w:hAnsi="Arial" w:cs="Arial"/>
+          <w:lang w:val="es-CL"/>
+        </w:rPr>
+        <w:t xml:space="preserve"> constituye evidencia de implementación. La aceptación requiere instalar, abrir desde el icono y repetir una tarea en un teléfono real, anotando modelo, sistema operativo, navegador y fecha. Cámara y permisos se prueban por separado de la instalación.</w:t>
       </w:r>
     </w:p>
     <w:p>
       <w:pPr>
-        <w:rPr>
-          <w:rFonts w:ascii="Arial" w:hAnsi="Arial" w:cs="Arial"/>
-          <w:lang w:val="es-CL"/>
-        </w:rPr>
-      </w:pPr>
-      <w:r>
-        <w:rPr>
-          <w:rFonts w:ascii="Arial" w:hAnsi="Arial" w:cs="Arial"/>
-          <w:lang w:val="es-CL"/>
-        </w:rPr>
-        <w:t>Se requiere incorporar un negocio mediante configuración y registros, sin modificar código para cada cliente. La comprobación mínima consiste en registrar dos negocios independientes y repetir catálogo y venta con sus propias sesiones. HTTP03 y HTTP04 aportan evidencia de separación; no constituyen una prueba de capacidad masiva. La meta de carga debe acordarse con un volumen de negocios, usuarios simultáneos y conexiones PostgreSQL definidos.</w:t>
+        <w:pStyle w:val="Heading2"/>
+        <w:spacing w:line="360" w:lineRule="auto"/>
+        <w:rPr>
+          <w:rFonts w:ascii="Arial" w:hAnsi="Arial" w:cs="Arial"/>
+          <w:lang w:val="es-CL"/>
+        </w:rPr>
+      </w:pPr>
+      <w:bookmarkStart w:id="19" w:name="bookmark=id.ajjm1hpiql08" w:colFirst="0" w:colLast="0"/>
+      <w:bookmarkEnd w:id="19"/>
+      <w:r>
+        <w:rPr>
+          <w:rFonts w:ascii="Arial" w:hAnsi="Arial" w:cs="Arial"/>
+          <w:lang w:val="es-CL"/>
+        </w:rPr>
+        <w:lastRenderedPageBreak/>
+        <w:t>4.5 RNF17 Portabilidad</w:t>
       </w:r>
     </w:p>
     <w:p>
       <w:pPr>
-        <w:pStyle w:val="Heading2"/>
-        <w:rPr>
-          <w:rFonts w:ascii="Arial" w:hAnsi="Arial" w:cs="Arial"/>
-          <w:lang w:val="es-CL"/>
-        </w:rPr>
-      </w:pPr>
-      <w:bookmarkStart w:id="16" w:name="bookmark=id.kwun4fbity4z" w:colFirst="0" w:colLast="0"/>
-      <w:bookmarkEnd w:id="16"/>
-      <w:r>
-        <w:rPr>
-          <w:rFonts w:ascii="Arial" w:hAnsi="Arial" w:cs="Arial"/>
-          <w:lang w:val="es-CL"/>
-        </w:rPr>
-        <w:t>4.2 RNF14 Mantenibilidad</w:t>
+        <w:spacing w:line="360" w:lineRule="auto"/>
+        <w:rPr>
+          <w:rFonts w:ascii="Arial" w:hAnsi="Arial" w:cs="Arial"/>
+          <w:lang w:val="es-CL"/>
+        </w:rPr>
+      </w:pPr>
+      <w:r>
+        <w:rPr>
+          <w:rFonts w:ascii="Arial" w:hAnsi="Arial" w:cs="Arial"/>
+          <w:lang w:val="es-CL"/>
+        </w:rPr>
+        <w:t xml:space="preserve">Una instalación limpia debe resolver las dependencias del </w:t>
+      </w:r>
+      <w:proofErr w:type="spellStart"/>
+      <w:r>
+        <w:rPr>
+          <w:rFonts w:ascii="Arial" w:hAnsi="Arial" w:cs="Arial"/>
+          <w:lang w:val="es-CL"/>
+        </w:rPr>
+        <w:t>lockfile</w:t>
+      </w:r>
+      <w:proofErr w:type="spellEnd"/>
+      <w:r>
+        <w:rPr>
+          <w:rFonts w:ascii="Arial" w:hAnsi="Arial" w:cs="Arial"/>
+          <w:lang w:val="es-CL"/>
+        </w:rPr>
+        <w:t xml:space="preserve"> y compilar el </w:t>
+      </w:r>
+      <w:proofErr w:type="spellStart"/>
+      <w:r>
+        <w:rPr>
+          <w:rFonts w:ascii="Arial" w:hAnsi="Arial" w:cs="Arial"/>
+          <w:lang w:val="es-CL"/>
+        </w:rPr>
+        <w:t>frontend</w:t>
+      </w:r>
+      <w:proofErr w:type="spellEnd"/>
+      <w:r>
+        <w:rPr>
+          <w:rFonts w:ascii="Arial" w:hAnsi="Arial" w:cs="Arial"/>
+          <w:lang w:val="es-CL"/>
+        </w:rPr>
+        <w:t xml:space="preserve">, la API y los contratos. La campaña registró </w:t>
+      </w:r>
+      <w:proofErr w:type="spellStart"/>
+      <w:r>
+        <w:rPr>
+          <w:rFonts w:ascii="Arial" w:hAnsi="Arial" w:cs="Arial"/>
+          <w:lang w:val="es-CL"/>
+        </w:rPr>
+        <w:t>npm</w:t>
+      </w:r>
+      <w:proofErr w:type="spellEnd"/>
+      <w:r>
+        <w:rPr>
+          <w:rFonts w:ascii="Arial" w:hAnsi="Arial" w:cs="Arial"/>
+          <w:lang w:val="es-CL"/>
+        </w:rPr>
+        <w:t xml:space="preserve"> </w:t>
+      </w:r>
+      <w:proofErr w:type="spellStart"/>
+      <w:r>
+        <w:rPr>
+          <w:rFonts w:ascii="Arial" w:hAnsi="Arial" w:cs="Arial"/>
+          <w:lang w:val="es-CL"/>
+        </w:rPr>
+        <w:t>ci</w:t>
+      </w:r>
+      <w:proofErr w:type="spellEnd"/>
+      <w:r>
+        <w:rPr>
+          <w:rFonts w:ascii="Arial" w:hAnsi="Arial" w:cs="Arial"/>
+          <w:lang w:val="es-CL"/>
+        </w:rPr>
+        <w:t xml:space="preserve"> y </w:t>
+      </w:r>
+      <w:proofErr w:type="spellStart"/>
+      <w:r>
+        <w:rPr>
+          <w:rFonts w:ascii="Arial" w:hAnsi="Arial" w:cs="Arial"/>
+          <w:lang w:val="es-CL"/>
+        </w:rPr>
+        <w:t>build</w:t>
+      </w:r>
+      <w:proofErr w:type="spellEnd"/>
+      <w:r>
+        <w:rPr>
+          <w:rFonts w:ascii="Arial" w:hAnsi="Arial" w:cs="Arial"/>
+          <w:lang w:val="es-CL"/>
+        </w:rPr>
+        <w:t xml:space="preserve"> correctos en Ubuntu con </w:t>
+      </w:r>
+      <w:proofErr w:type="spellStart"/>
+      <w:r>
+        <w:rPr>
+          <w:rFonts w:ascii="Arial" w:hAnsi="Arial" w:cs="Arial"/>
+          <w:lang w:val="es-CL"/>
+        </w:rPr>
+        <w:t>Node</w:t>
+      </w:r>
+      <w:proofErr w:type="spellEnd"/>
+      <w:r>
+        <w:rPr>
+          <w:rFonts w:ascii="Arial" w:hAnsi="Arial" w:cs="Arial"/>
+          <w:lang w:val="es-CL"/>
+        </w:rPr>
+        <w:t xml:space="preserve"> 24.19.0. El </w:t>
+      </w:r>
+      <w:proofErr w:type="spellStart"/>
+      <w:r>
+        <w:rPr>
+          <w:rFonts w:ascii="Arial" w:hAnsi="Arial" w:cs="Arial"/>
+          <w:lang w:val="es-CL"/>
+        </w:rPr>
+        <w:t>workflow</w:t>
+      </w:r>
+      <w:proofErr w:type="spellEnd"/>
+      <w:r>
+        <w:rPr>
+          <w:rFonts w:ascii="Arial" w:hAnsi="Arial" w:cs="Arial"/>
+          <w:lang w:val="es-CL"/>
+        </w:rPr>
+        <w:t xml:space="preserve"> declara </w:t>
+      </w:r>
+      <w:proofErr w:type="spellStart"/>
+      <w:r>
+        <w:rPr>
+          <w:rFonts w:ascii="Arial" w:hAnsi="Arial" w:cs="Arial"/>
+          <w:lang w:val="es-CL"/>
+        </w:rPr>
+        <w:t>Node</w:t>
+      </w:r>
+      <w:proofErr w:type="spellEnd"/>
+      <w:r>
+        <w:rPr>
+          <w:rFonts w:ascii="Arial" w:hAnsi="Arial" w:cs="Arial"/>
+          <w:lang w:val="es-CL"/>
+        </w:rPr>
+        <w:t xml:space="preserve"> 22, cuya ejecución sigue siendo una verificación adicional del entorno de CI. El despliegue de PostgreSQL mediante Docker queda documentado, pero el contenedor no fue ejecutado en esta campaña.</w:t>
       </w:r>
     </w:p>
     <w:p>
       <w:pPr>
-        <w:rPr>
-          <w:rFonts w:ascii="Arial" w:hAnsi="Arial" w:cs="Arial"/>
-          <w:lang w:val="es-CL"/>
-        </w:rPr>
-      </w:pPr>
-      <w:r>
-        <w:rPr>
-          <w:rFonts w:ascii="Arial" w:hAnsi="Arial" w:cs="Arial"/>
-          <w:lang w:val="es-CL"/>
-        </w:rPr>
-        <w:t xml:space="preserve">Un cambio en un contrato compartido debe detectarse mediante análisis de tipos y pruebas relacionadas. El repositorio debe permitir localizar responsabilidades de interfaz, aplicación y persistencia. La campaña completó </w:t>
+        <w:pStyle w:val="Heading2"/>
+        <w:spacing w:line="360" w:lineRule="auto"/>
+        <w:rPr>
+          <w:rFonts w:ascii="Arial" w:hAnsi="Arial" w:cs="Arial"/>
+          <w:lang w:val="es-CL"/>
+        </w:rPr>
+      </w:pPr>
+      <w:bookmarkStart w:id="20" w:name="bookmark=id.ivbvg0qk9uxm" w:colFirst="0" w:colLast="0"/>
+      <w:bookmarkEnd w:id="20"/>
+      <w:r>
+        <w:rPr>
+          <w:rFonts w:ascii="Arial" w:hAnsi="Arial" w:cs="Arial"/>
+          <w:lang w:val="es-CL"/>
+        </w:rPr>
+        <w:t xml:space="preserve">4.6 RNF18 </w:t>
       </w:r>
       <w:proofErr w:type="spellStart"/>
       <w:r>
@@ -4455,357 +4687,66 @@
           <w:rFonts w:ascii="Arial" w:hAnsi="Arial" w:cs="Arial"/>
           <w:lang w:val="es-CL"/>
         </w:rPr>
-        <w:t>typecheck</w:t>
-      </w:r>
-      <w:proofErr w:type="spellEnd"/>
-      <w:r>
-        <w:rPr>
-          <w:rFonts w:ascii="Arial" w:hAnsi="Arial" w:cs="Arial"/>
-          <w:lang w:val="es-CL"/>
-        </w:rPr>
-        <w:t xml:space="preserve"> y </w:t>
-      </w:r>
-      <w:proofErr w:type="spellStart"/>
-      <w:r>
-        <w:rPr>
-          <w:rFonts w:ascii="Arial" w:hAnsi="Arial" w:cs="Arial"/>
-          <w:lang w:val="es-CL"/>
-        </w:rPr>
-        <w:t>build</w:t>
-      </w:r>
-      <w:proofErr w:type="spellEnd"/>
-      <w:r>
-        <w:rPr>
-          <w:rFonts w:ascii="Arial" w:hAnsi="Arial" w:cs="Arial"/>
-          <w:lang w:val="es-CL"/>
-        </w:rPr>
-        <w:t>; el tamaño de los archivos principales continúa como deuda técnica. Se propone exigir, para nuevos cambios, identificación de RF o HU, revisión de contratos y registro de regresión pertinente.</w:t>
-      </w:r>
-    </w:p>
-    <w:p>
-      <w:pPr>
-        <w:pStyle w:val="Heading2"/>
-        <w:rPr>
-          <w:rFonts w:ascii="Arial" w:hAnsi="Arial" w:cs="Arial"/>
-          <w:lang w:val="es-CL"/>
-        </w:rPr>
-      </w:pPr>
-      <w:bookmarkStart w:id="17" w:name="bookmark=id.jgfdk7ijm5v2" w:colFirst="0" w:colLast="0"/>
-      <w:bookmarkEnd w:id="17"/>
-      <w:r>
-        <w:rPr>
-          <w:rFonts w:ascii="Arial" w:hAnsi="Arial" w:cs="Arial"/>
-          <w:lang w:val="es-CL"/>
-        </w:rPr>
-        <w:t>4.3 RNF15 Recuperación</w:t>
-      </w:r>
-    </w:p>
-    <w:p>
-      <w:pPr>
-        <w:rPr>
-          <w:rFonts w:ascii="Arial" w:hAnsi="Arial" w:cs="Arial"/>
-          <w:lang w:val="es-CL"/>
-        </w:rPr>
-      </w:pPr>
-      <w:r>
-        <w:rPr>
-          <w:rFonts w:ascii="Arial" w:hAnsi="Arial" w:cs="Arial"/>
-          <w:lang w:val="es-CL"/>
-        </w:rPr>
-        <w:t xml:space="preserve">Ante pérdida de conexión se debe conservar el </w:t>
-      </w:r>
-      <w:proofErr w:type="gramStart"/>
-      <w:r>
-        <w:rPr>
-          <w:rFonts w:ascii="Arial" w:hAnsi="Arial" w:cs="Arial"/>
-          <w:lang w:val="es-CL"/>
-        </w:rPr>
-        <w:t>ticket</w:t>
-      </w:r>
-      <w:proofErr w:type="gramEnd"/>
-      <w:r>
-        <w:rPr>
-          <w:rFonts w:ascii="Arial" w:hAnsi="Arial" w:cs="Arial"/>
-          <w:lang w:val="es-CL"/>
-        </w:rPr>
-        <w:t xml:space="preserve"> o la venta pendiente y mostrar su estado. Tras recuperar red, la misma clave identifica el reintento. Las pruebas automatizadas verifican lógica de cola con almacenamiento simulado. La recuperación de una base exige respaldo y restauración en un destino separado; todavía no hay RPO o RTO medidos. El caso CP-118 define esa comprobación.</w:t>
-      </w:r>
-    </w:p>
-    <w:p>
-      <w:pPr>
-        <w:pStyle w:val="Heading2"/>
-        <w:rPr>
-          <w:rFonts w:ascii="Arial" w:hAnsi="Arial" w:cs="Arial"/>
-          <w:lang w:val="es-CL"/>
-        </w:rPr>
-      </w:pPr>
-      <w:bookmarkStart w:id="18" w:name="bookmark=id.xjkozua2hhzy" w:colFirst="0" w:colLast="0"/>
-      <w:bookmarkEnd w:id="18"/>
-      <w:r>
-        <w:rPr>
-          <w:rFonts w:ascii="Arial" w:hAnsi="Arial" w:cs="Arial"/>
-          <w:lang w:val="es-CL"/>
-        </w:rPr>
-        <w:t xml:space="preserve">4.4 RNF16 </w:t>
-      </w:r>
-      <w:proofErr w:type="spellStart"/>
-      <w:r>
-        <w:rPr>
-          <w:rFonts w:ascii="Arial" w:hAnsi="Arial" w:cs="Arial"/>
-          <w:lang w:val="es-CL"/>
-        </w:rPr>
-        <w:t>Instalabilidad</w:t>
+        <w:t>Observabilidad</w:t>
       </w:r>
       <w:proofErr w:type="spellEnd"/>
     </w:p>
     <w:p>
       <w:pPr>
-        <w:rPr>
-          <w:rFonts w:ascii="Arial" w:hAnsi="Arial" w:cs="Arial"/>
-          <w:lang w:val="es-CL"/>
-        </w:rPr>
-      </w:pPr>
-      <w:r>
-        <w:rPr>
-          <w:rFonts w:ascii="Arial" w:hAnsi="Arial" w:cs="Arial"/>
-          <w:lang w:val="es-CL"/>
-        </w:rPr>
-        <w:t xml:space="preserve">La PWA debe ofrecer un proceso de instalación comprensible en los navegadores compatibles. La presencia de </w:t>
-      </w:r>
-      <w:proofErr w:type="spellStart"/>
-      <w:r>
-        <w:rPr>
-          <w:rFonts w:ascii="Arial" w:hAnsi="Arial" w:cs="Arial"/>
-          <w:lang w:val="es-CL"/>
-        </w:rPr>
-        <w:t>manifest</w:t>
-      </w:r>
-      <w:proofErr w:type="spellEnd"/>
-      <w:r>
-        <w:rPr>
-          <w:rFonts w:ascii="Arial" w:hAnsi="Arial" w:cs="Arial"/>
-          <w:lang w:val="es-CL"/>
-        </w:rPr>
-        <w:t xml:space="preserve"> y </w:t>
-      </w:r>
-      <w:proofErr w:type="spellStart"/>
-      <w:r>
-        <w:rPr>
-          <w:rFonts w:ascii="Arial" w:hAnsi="Arial" w:cs="Arial"/>
-          <w:lang w:val="es-CL"/>
-        </w:rPr>
-        <w:t>service</w:t>
-      </w:r>
-      <w:proofErr w:type="spellEnd"/>
-      <w:r>
-        <w:rPr>
-          <w:rFonts w:ascii="Arial" w:hAnsi="Arial" w:cs="Arial"/>
-          <w:lang w:val="es-CL"/>
-        </w:rPr>
-        <w:t xml:space="preserve"> </w:t>
-      </w:r>
-      <w:proofErr w:type="spellStart"/>
-      <w:r>
-        <w:rPr>
-          <w:rFonts w:ascii="Arial" w:hAnsi="Arial" w:cs="Arial"/>
-          <w:lang w:val="es-CL"/>
-        </w:rPr>
-        <w:t>worker</w:t>
-      </w:r>
-      <w:proofErr w:type="spellEnd"/>
-      <w:r>
-        <w:rPr>
-          <w:rFonts w:ascii="Arial" w:hAnsi="Arial" w:cs="Arial"/>
-          <w:lang w:val="es-CL"/>
-        </w:rPr>
-        <w:t xml:space="preserve"> constituye evidencia de implementación. La aceptación </w:t>
-      </w:r>
-      <w:r>
-        <w:rPr>
-          <w:rFonts w:ascii="Arial" w:hAnsi="Arial" w:cs="Arial"/>
-          <w:lang w:val="es-CL"/>
-        </w:rPr>
-        <w:lastRenderedPageBreak/>
-        <w:t>requiere instalar, abrir desde el icono y repetir una tarea en un teléfono real, anotando modelo, sistema operativo, navegador y fecha. Cámara y permisos se prueban por separado de la instalación.</w:t>
+        <w:spacing w:line="360" w:lineRule="auto"/>
+        <w:rPr>
+          <w:rFonts w:ascii="Arial" w:hAnsi="Arial" w:cs="Arial"/>
+          <w:lang w:val="es-CL"/>
+        </w:rPr>
+      </w:pPr>
+      <w:r>
+        <w:rPr>
+          <w:rFonts w:ascii="Arial" w:hAnsi="Arial" w:cs="Arial"/>
+          <w:lang w:val="es-CL"/>
+        </w:rPr>
+        <w:t>Los errores relevantes deben permitir localizar operación y causa sin publicar credenciales. Health informa el modo de almacenamiento y los registros del servidor deben distinguir errores de dominio de fallas internas. HTTP11 verifica acceso a auditoría por rol. La aceptación operacional requiere provocar una falla controlada de dependencia, conservar el registro depurado y comprobar que la respuesta pública no exponga URL de conexión, token o contraseña.</w:t>
       </w:r>
     </w:p>
     <w:p>
       <w:pPr>
-        <w:pStyle w:val="Heading2"/>
-        <w:rPr>
-          <w:rFonts w:ascii="Arial" w:hAnsi="Arial" w:cs="Arial"/>
-          <w:lang w:val="es-CL"/>
-        </w:rPr>
-      </w:pPr>
-      <w:bookmarkStart w:id="19" w:name="bookmark=id.ajjm1hpiql08" w:colFirst="0" w:colLast="0"/>
-      <w:bookmarkEnd w:id="19"/>
-      <w:r>
-        <w:rPr>
-          <w:rFonts w:ascii="Arial" w:hAnsi="Arial" w:cs="Arial"/>
-          <w:lang w:val="es-CL"/>
-        </w:rPr>
-        <w:t>4.5 RNF17 Portabilidad</w:t>
-      </w:r>
+        <w:spacing w:line="360" w:lineRule="auto"/>
+        <w:rPr>
+          <w:rFonts w:ascii="Arial" w:hAnsi="Arial" w:cs="Arial"/>
+          <w:lang w:val="es-CL"/>
+        </w:rPr>
+      </w:pPr>
     </w:p>
     <w:p>
       <w:pPr>
-        <w:rPr>
-          <w:rFonts w:ascii="Arial" w:hAnsi="Arial" w:cs="Arial"/>
-          <w:lang w:val="es-CL"/>
-        </w:rPr>
-      </w:pPr>
-      <w:r>
-        <w:rPr>
-          <w:rFonts w:ascii="Arial" w:hAnsi="Arial" w:cs="Arial"/>
-          <w:lang w:val="es-CL"/>
-        </w:rPr>
-        <w:t xml:space="preserve">Una instalación limpia debe resolver las dependencias del </w:t>
-      </w:r>
-      <w:proofErr w:type="spellStart"/>
-      <w:r>
-        <w:rPr>
-          <w:rFonts w:ascii="Arial" w:hAnsi="Arial" w:cs="Arial"/>
-          <w:lang w:val="es-CL"/>
-        </w:rPr>
-        <w:t>lockfile</w:t>
-      </w:r>
-      <w:proofErr w:type="spellEnd"/>
-      <w:r>
-        <w:rPr>
-          <w:rFonts w:ascii="Arial" w:hAnsi="Arial" w:cs="Arial"/>
-          <w:lang w:val="es-CL"/>
-        </w:rPr>
-        <w:t xml:space="preserve"> y compilar el </w:t>
-      </w:r>
-      <w:proofErr w:type="spellStart"/>
-      <w:r>
-        <w:rPr>
-          <w:rFonts w:ascii="Arial" w:hAnsi="Arial" w:cs="Arial"/>
-          <w:lang w:val="es-CL"/>
-        </w:rPr>
-        <w:t>frontend</w:t>
-      </w:r>
-      <w:proofErr w:type="spellEnd"/>
-      <w:r>
-        <w:rPr>
-          <w:rFonts w:ascii="Arial" w:hAnsi="Arial" w:cs="Arial"/>
-          <w:lang w:val="es-CL"/>
-        </w:rPr>
-        <w:t xml:space="preserve">, la API y los contratos. La campaña registró </w:t>
-      </w:r>
-      <w:proofErr w:type="spellStart"/>
-      <w:r>
-        <w:rPr>
-          <w:rFonts w:ascii="Arial" w:hAnsi="Arial" w:cs="Arial"/>
-          <w:lang w:val="es-CL"/>
-        </w:rPr>
-        <w:t>npm</w:t>
-      </w:r>
-      <w:proofErr w:type="spellEnd"/>
-      <w:r>
-        <w:rPr>
-          <w:rFonts w:ascii="Arial" w:hAnsi="Arial" w:cs="Arial"/>
-          <w:lang w:val="es-CL"/>
-        </w:rPr>
-        <w:t xml:space="preserve"> </w:t>
-      </w:r>
-      <w:proofErr w:type="spellStart"/>
-      <w:r>
-        <w:rPr>
-          <w:rFonts w:ascii="Arial" w:hAnsi="Arial" w:cs="Arial"/>
-          <w:lang w:val="es-CL"/>
-        </w:rPr>
-        <w:t>ci</w:t>
-      </w:r>
-      <w:proofErr w:type="spellEnd"/>
-      <w:r>
-        <w:rPr>
-          <w:rFonts w:ascii="Arial" w:hAnsi="Arial" w:cs="Arial"/>
-          <w:lang w:val="es-CL"/>
-        </w:rPr>
-        <w:t xml:space="preserve"> y </w:t>
-      </w:r>
-      <w:proofErr w:type="spellStart"/>
-      <w:r>
-        <w:rPr>
-          <w:rFonts w:ascii="Arial" w:hAnsi="Arial" w:cs="Arial"/>
-          <w:lang w:val="es-CL"/>
-        </w:rPr>
-        <w:t>build</w:t>
-      </w:r>
-      <w:proofErr w:type="spellEnd"/>
-      <w:r>
-        <w:rPr>
-          <w:rFonts w:ascii="Arial" w:hAnsi="Arial" w:cs="Arial"/>
-          <w:lang w:val="es-CL"/>
-        </w:rPr>
-        <w:t xml:space="preserve"> correctos en Ubuntu con </w:t>
-      </w:r>
-      <w:proofErr w:type="spellStart"/>
-      <w:r>
-        <w:rPr>
-          <w:rFonts w:ascii="Arial" w:hAnsi="Arial" w:cs="Arial"/>
-          <w:lang w:val="es-CL"/>
-        </w:rPr>
-        <w:t>Node</w:t>
-      </w:r>
-      <w:proofErr w:type="spellEnd"/>
-      <w:r>
-        <w:rPr>
-          <w:rFonts w:ascii="Arial" w:hAnsi="Arial" w:cs="Arial"/>
-          <w:lang w:val="es-CL"/>
-        </w:rPr>
-        <w:t xml:space="preserve"> 24.19.0. El </w:t>
-      </w:r>
-      <w:proofErr w:type="spellStart"/>
-      <w:r>
-        <w:rPr>
-          <w:rFonts w:ascii="Arial" w:hAnsi="Arial" w:cs="Arial"/>
-          <w:lang w:val="es-CL"/>
-        </w:rPr>
-        <w:t>workflow</w:t>
-      </w:r>
-      <w:proofErr w:type="spellEnd"/>
-      <w:r>
-        <w:rPr>
-          <w:rFonts w:ascii="Arial" w:hAnsi="Arial" w:cs="Arial"/>
-          <w:lang w:val="es-CL"/>
-        </w:rPr>
-        <w:t xml:space="preserve"> declara </w:t>
-      </w:r>
-      <w:proofErr w:type="spellStart"/>
-      <w:r>
-        <w:rPr>
-          <w:rFonts w:ascii="Arial" w:hAnsi="Arial" w:cs="Arial"/>
-          <w:lang w:val="es-CL"/>
-        </w:rPr>
-        <w:t>Node</w:t>
-      </w:r>
-      <w:proofErr w:type="spellEnd"/>
-      <w:r>
-        <w:rPr>
-          <w:rFonts w:ascii="Arial" w:hAnsi="Arial" w:cs="Arial"/>
-          <w:lang w:val="es-CL"/>
-        </w:rPr>
-        <w:t xml:space="preserve"> 22, cuya ejecución sigue siendo una verificación adicional del entorno de CI. El despliegue de PostgreSQL mediante Docker queda documentado, pero el contenedor no fue ejecutado en esta campaña.</w:t>
+        <w:pStyle w:val="Heading2"/>
+        <w:spacing w:line="360" w:lineRule="auto"/>
+        <w:rPr>
+          <w:rFonts w:ascii="Arial" w:hAnsi="Arial" w:cs="Arial"/>
+          <w:lang w:val="es-CL"/>
+        </w:rPr>
+      </w:pPr>
+      <w:r>
+        <w:rPr>
+          <w:rFonts w:ascii="Arial" w:hAnsi="Arial" w:cs="Arial"/>
+          <w:lang w:val="es-CL"/>
+        </w:rPr>
+        <w:t xml:space="preserve">4.7 RNF19 Protección de datos personales </w:t>
       </w:r>
     </w:p>
     <w:p>
       <w:pPr>
-        <w:pStyle w:val="Heading2"/>
-        <w:rPr>
-          <w:rFonts w:ascii="Arial" w:hAnsi="Arial" w:cs="Arial"/>
-          <w:lang w:val="es-CL"/>
-        </w:rPr>
-      </w:pPr>
-      <w:bookmarkStart w:id="20" w:name="bookmark=id.ivbvg0qk9uxm" w:colFirst="0" w:colLast="0"/>
-      <w:bookmarkEnd w:id="20"/>
-      <w:r>
-        <w:rPr>
-          <w:rFonts w:ascii="Arial" w:hAnsi="Arial" w:cs="Arial"/>
-          <w:lang w:val="es-CL"/>
-        </w:rPr>
-        <w:t xml:space="preserve">4.6 RNF18 </w:t>
+        <w:spacing w:line="360" w:lineRule="auto"/>
+        <w:rPr>
+          <w:rFonts w:ascii="Arial" w:hAnsi="Arial" w:cs="Arial"/>
+          <w:lang w:val="es-CL"/>
+        </w:rPr>
+      </w:pPr>
+      <w:r>
+        <w:rPr>
+          <w:rFonts w:ascii="Arial" w:hAnsi="Arial" w:cs="Arial"/>
+          <w:lang w:val="es-CL"/>
+        </w:rPr>
+        <w:t xml:space="preserve">El tratamiento de datos identificables de clientes (como registro de deudas o contacto) y usuarios debe ajustarse al principio de minimización y a los lineamientos de la Ley </w:t>
       </w:r>
       <w:proofErr w:type="spellStart"/>
       <w:r>
@@ -4813,171 +4754,110 @@
           <w:rFonts w:ascii="Arial" w:hAnsi="Arial" w:cs="Arial"/>
           <w:lang w:val="es-CL"/>
         </w:rPr>
-        <w:t>Observabilidad</w:t>
+        <w:t>N°</w:t>
       </w:r>
       <w:proofErr w:type="spellEnd"/>
+      <w:r>
+        <w:rPr>
+          <w:rFonts w:ascii="Arial" w:hAnsi="Arial" w:cs="Arial"/>
+          <w:lang w:val="es-CL"/>
+        </w:rPr>
+        <w:t xml:space="preserve"> 19.628 y su actualización mediante la Ley </w:t>
+      </w:r>
+      <w:proofErr w:type="spellStart"/>
+      <w:r>
+        <w:rPr>
+          <w:rFonts w:ascii="Arial" w:hAnsi="Arial" w:cs="Arial"/>
+          <w:lang w:val="es-CL"/>
+        </w:rPr>
+        <w:t>N°</w:t>
+      </w:r>
+      <w:proofErr w:type="spellEnd"/>
+      <w:r>
+        <w:rPr>
+          <w:rFonts w:ascii="Arial" w:hAnsi="Arial" w:cs="Arial"/>
+          <w:lang w:val="es-CL"/>
+        </w:rPr>
+        <w:t xml:space="preserve"> 21.719, operando </w:t>
+      </w:r>
+      <w:proofErr w:type="spellStart"/>
+      <w:r>
+        <w:rPr>
+          <w:rFonts w:ascii="Arial" w:hAnsi="Arial" w:cs="Arial"/>
+          <w:lang w:val="es-CL"/>
+        </w:rPr>
+        <w:t>Localito</w:t>
+      </w:r>
+      <w:proofErr w:type="spellEnd"/>
+      <w:r>
+        <w:rPr>
+          <w:rFonts w:ascii="Arial" w:hAnsi="Arial" w:cs="Arial"/>
+          <w:lang w:val="es-CL"/>
+        </w:rPr>
+        <w:t xml:space="preserve"> como encargado del tratamiento por cuenta de cada comercio. El sistema limita los atributos capturados a los definidos en los contratos del dominio, resguarda las credenciales mediante funciones de </w:t>
+      </w:r>
+      <w:r>
+        <w:rPr>
+          <w:rFonts w:ascii="Arial" w:hAnsi="Arial" w:cs="Arial"/>
+          <w:i/>
+          <w:iCs/>
+          <w:lang w:val="es-CL"/>
+        </w:rPr>
+        <w:t>hash</w:t>
+      </w:r>
+      <w:r>
+        <w:rPr>
+          <w:rFonts w:ascii="Arial" w:hAnsi="Arial" w:cs="Arial"/>
+          <w:lang w:val="es-CL"/>
+        </w:rPr>
+        <w:t xml:space="preserve"> y protege el tráfico productivo bajo TLS 1.3. Ante solicitudes asociadas a derechos ARCO (acceso, rectificación o supresión), el rol </w:t>
+      </w:r>
+      <w:proofErr w:type="spellStart"/>
+      <w:r>
+        <w:rPr>
+          <w:rFonts w:ascii="Arial" w:hAnsi="Arial" w:cs="Arial"/>
+          <w:lang w:val="es-CL"/>
+        </w:rPr>
+        <w:t>owner</w:t>
+      </w:r>
+      <w:proofErr w:type="spellEnd"/>
+      <w:r>
+        <w:rPr>
+          <w:rFonts w:ascii="Arial" w:hAnsi="Arial" w:cs="Arial"/>
+          <w:lang w:val="es-CL"/>
+        </w:rPr>
+        <w:t xml:space="preserve"> dispone de las operaciones de edición y baja de registros dentro de su propio </w:t>
+      </w:r>
+      <w:proofErr w:type="spellStart"/>
+      <w:r>
+        <w:rPr>
+          <w:rFonts w:ascii="Arial" w:hAnsi="Arial" w:cs="Arial"/>
+          <w:lang w:val="es-CL"/>
+        </w:rPr>
+        <w:t>negocio_id</w:t>
+      </w:r>
+      <w:proofErr w:type="spellEnd"/>
+      <w:r>
+        <w:rPr>
+          <w:rFonts w:ascii="Arial" w:hAnsi="Arial" w:cs="Arial"/>
+          <w:lang w:val="es-CL"/>
+        </w:rPr>
+        <w:t>, manteniendo la trazabilidad en auditoria sin exponer datos entre comercios ni alterar el historial financiero consolidado.</w:t>
+      </w:r>
     </w:p>
     <w:p>
       <w:pPr>
-        <w:rPr>
-          <w:rFonts w:ascii="Arial" w:hAnsi="Arial" w:cs="Arial"/>
-          <w:lang w:val="es-CL"/>
-        </w:rPr>
-      </w:pPr>
-      <w:r>
-        <w:rPr>
-          <w:rFonts w:ascii="Arial" w:hAnsi="Arial" w:cs="Arial"/>
-          <w:lang w:val="es-CL"/>
-        </w:rPr>
-        <w:t>Los errores relevantes deben permitir localizar operación y causa sin publicar credenciales. Health informa el modo de almacenamiento y los registros del servidor deben distinguir errores de dominio de fallas internas. HTTP11 verifica acceso a auditoría por rol. La aceptación operacional requiere provocar una falla controlada de dependencia, conservar el registro depurado y comprobar que la respuesta pública no exponga URL de conexión, token o contraseña.</w:t>
-      </w:r>
+        <w:spacing w:line="360" w:lineRule="auto"/>
+        <w:rPr>
+          <w:rFonts w:ascii="Arial" w:hAnsi="Arial" w:cs="Arial"/>
+          <w:lang w:val="es-CL"/>
+        </w:rPr>
+      </w:pPr>
     </w:p>
     <w:p>
       <w:pPr>
-        <w:rPr>
-          <w:rFonts w:ascii="Arial" w:hAnsi="Arial" w:cs="Arial"/>
-          <w:lang w:val="es-CL"/>
-        </w:rPr>
-      </w:pPr>
-    </w:p>
-    <w:p>
-      <w:pPr>
-        <w:pStyle w:val="Heading2"/>
-        <w:rPr>
-          <w:rFonts w:ascii="Arial" w:hAnsi="Arial" w:cs="Arial"/>
-          <w:lang w:val="es-CL"/>
-        </w:rPr>
-      </w:pPr>
-      <w:r>
-        <w:rPr>
-          <w:rFonts w:ascii="Arial" w:hAnsi="Arial" w:cs="Arial"/>
-          <w:lang w:val="es-CL"/>
-        </w:rPr>
-        <w:t xml:space="preserve">4.7 RNF19 Protección de datos personales </w:t>
-      </w:r>
-    </w:p>
-    <w:p>
-      <w:pPr>
-        <w:rPr>
-          <w:rFonts w:ascii="Arial" w:hAnsi="Arial" w:cs="Arial"/>
-          <w:lang w:val="es-CL"/>
-        </w:rPr>
-      </w:pPr>
-      <w:r>
-        <w:rPr>
-          <w:rFonts w:ascii="Arial" w:hAnsi="Arial" w:cs="Arial"/>
-          <w:lang w:val="es-CL"/>
-        </w:rPr>
-        <w:t xml:space="preserve">El tratamiento de datos identificables de clientes (como registro de deudas o contacto) y usuarios debe ajustarse al principio de minimización y a los lineamientos de la Ley </w:t>
-      </w:r>
-      <w:proofErr w:type="spellStart"/>
-      <w:r>
-        <w:rPr>
-          <w:rFonts w:ascii="Arial" w:hAnsi="Arial" w:cs="Arial"/>
-          <w:lang w:val="es-CL"/>
-        </w:rPr>
-        <w:t>N°</w:t>
-      </w:r>
-      <w:proofErr w:type="spellEnd"/>
-      <w:r>
-        <w:rPr>
-          <w:rFonts w:ascii="Arial" w:hAnsi="Arial" w:cs="Arial"/>
-          <w:lang w:val="es-CL"/>
-        </w:rPr>
-        <w:t xml:space="preserve"> 19.628 y su actualización mediante la Ley </w:t>
-      </w:r>
-      <w:proofErr w:type="spellStart"/>
-      <w:r>
-        <w:rPr>
-          <w:rFonts w:ascii="Arial" w:hAnsi="Arial" w:cs="Arial"/>
-          <w:lang w:val="es-CL"/>
-        </w:rPr>
-        <w:t>N°</w:t>
-      </w:r>
-      <w:proofErr w:type="spellEnd"/>
-      <w:r>
-        <w:rPr>
-          <w:rFonts w:ascii="Arial" w:hAnsi="Arial" w:cs="Arial"/>
-          <w:lang w:val="es-CL"/>
-        </w:rPr>
-        <w:t xml:space="preserve"> 21.719, operando </w:t>
-      </w:r>
-      <w:proofErr w:type="spellStart"/>
-      <w:r>
-        <w:rPr>
-          <w:rFonts w:ascii="Arial" w:hAnsi="Arial" w:cs="Arial"/>
-          <w:lang w:val="es-CL"/>
-        </w:rPr>
-        <w:t>Localito</w:t>
-      </w:r>
-      <w:proofErr w:type="spellEnd"/>
-      <w:r>
-        <w:rPr>
-          <w:rFonts w:ascii="Arial" w:hAnsi="Arial" w:cs="Arial"/>
-          <w:lang w:val="es-CL"/>
-        </w:rPr>
-        <w:t xml:space="preserve"> como encargado del tratamiento por cuenta de cada comercio. El sistema limita los atributos capturados a los definidos en los contratos del dominio, resguarda las credenciales mediante funciones de </w:t>
-      </w:r>
-      <w:r>
-        <w:rPr>
-          <w:rFonts w:ascii="Arial" w:hAnsi="Arial" w:cs="Arial"/>
-          <w:i/>
-          <w:iCs/>
-          <w:lang w:val="es-CL"/>
-        </w:rPr>
-        <w:t>hash</w:t>
-      </w:r>
-      <w:r>
-        <w:rPr>
-          <w:rFonts w:ascii="Arial" w:hAnsi="Arial" w:cs="Arial"/>
-          <w:lang w:val="es-CL"/>
-        </w:rPr>
-        <w:t xml:space="preserve"> y protege el tráfico productivo bajo TLS 1.3. Ante solicitudes asociadas a derechos ARCO (acceso, rectificación o supresión), el rol </w:t>
-      </w:r>
-      <w:proofErr w:type="spellStart"/>
-      <w:r>
-        <w:rPr>
-          <w:rFonts w:ascii="Arial" w:hAnsi="Arial" w:cs="Arial"/>
-          <w:lang w:val="es-CL"/>
-        </w:rPr>
-        <w:t>owner</w:t>
-      </w:r>
-      <w:proofErr w:type="spellEnd"/>
-      <w:r>
-        <w:rPr>
-          <w:rFonts w:ascii="Arial" w:hAnsi="Arial" w:cs="Arial"/>
-          <w:lang w:val="es-CL"/>
-        </w:rPr>
-        <w:t xml:space="preserve"> dispone de las operaciones de edición y baja de registros dentro de su propio </w:t>
-      </w:r>
-      <w:proofErr w:type="spellStart"/>
-      <w:r>
-        <w:rPr>
-          <w:rFonts w:ascii="Arial" w:hAnsi="Arial" w:cs="Arial"/>
-          <w:lang w:val="es-CL"/>
-        </w:rPr>
-        <w:t>negocio_id</w:t>
-      </w:r>
-      <w:proofErr w:type="spellEnd"/>
-      <w:r>
-        <w:rPr>
-          <w:rFonts w:ascii="Arial" w:hAnsi="Arial" w:cs="Arial"/>
-          <w:lang w:val="es-CL"/>
-        </w:rPr>
-        <w:t>, manteniendo la trazabilidad en auditoria sin exponer datos entre comercios ni alterar el historial financiero consolidado.</w:t>
-      </w:r>
-    </w:p>
-    <w:p>
-      <w:pPr>
-        <w:rPr>
-          <w:rFonts w:ascii="Arial" w:hAnsi="Arial" w:cs="Arial"/>
-          <w:lang w:val="es-CL"/>
-        </w:rPr>
-      </w:pPr>
-    </w:p>
-    <w:p>
-      <w:pPr>
         <w:pStyle w:val="Heading1"/>
+        <w:spacing w:line="360" w:lineRule="auto"/>
         <w:rPr>
           <w:rFonts w:ascii="Arial" w:hAnsi="Arial" w:cs="Arial"/>
           <w:lang w:val="es-CL"/>
@@ -4992,21 +4872,12 @@
         </w:rPr>
         <w:t xml:space="preserve">5 </w:t>
       </w:r>
-      <w:proofErr w:type="gramStart"/>
-      <w:r>
-        <w:rPr>
-          <w:rFonts w:ascii="Arial" w:hAnsi="Arial" w:cs="Arial"/>
-          <w:lang w:val="es-CL"/>
-        </w:rPr>
-        <w:t>Correspondencia</w:t>
-      </w:r>
-      <w:proofErr w:type="gramEnd"/>
-      <w:r>
-        <w:rPr>
-          <w:rFonts w:ascii="Arial" w:hAnsi="Arial" w:cs="Arial"/>
-          <w:lang w:val="es-CL"/>
-        </w:rPr>
-        <w:t xml:space="preserve"> con el documento maestro</w:t>
+      <w:r>
+        <w:rPr>
+          <w:rFonts w:ascii="Arial" w:hAnsi="Arial" w:cs="Arial"/>
+          <w:lang w:val="es-CL"/>
+        </w:rPr>
+        <w:t>Correspondencia con el documento maestro</w:t>
       </w:r>
     </w:p>
     <w:tbl>
@@ -5044,7 +4915,7 @@
           </w:tcPr>
           <w:p>
             <w:pPr>
-              <w:spacing w:after="0" w:line="252" w:lineRule="auto"/>
+              <w:spacing w:after="0" w:line="360" w:lineRule="auto"/>
               <w:rPr>
                 <w:rFonts w:ascii="Arial" w:hAnsi="Arial" w:cs="Arial"/>
               </w:rPr>
@@ -5083,7 +4954,7 @@
           </w:tcPr>
           <w:p>
             <w:pPr>
-              <w:spacing w:after="0" w:line="252" w:lineRule="auto"/>
+              <w:spacing w:after="0" w:line="360" w:lineRule="auto"/>
               <w:rPr>
                 <w:rFonts w:ascii="Arial" w:hAnsi="Arial" w:cs="Arial"/>
               </w:rPr>
@@ -5111,7 +4982,7 @@
           </w:tcPr>
           <w:p>
             <w:pPr>
-              <w:spacing w:after="0" w:line="252" w:lineRule="auto"/>
+              <w:spacing w:after="0" w:line="360" w:lineRule="auto"/>
               <w:rPr>
                 <w:rFonts w:ascii="Arial" w:hAnsi="Arial" w:cs="Arial"/>
               </w:rPr>
@@ -5193,7 +5064,7 @@
           </w:tcPr>
           <w:p>
             <w:pPr>
-              <w:spacing w:after="0" w:line="252" w:lineRule="auto"/>
+              <w:spacing w:after="0" w:line="360" w:lineRule="auto"/>
               <w:rPr>
                 <w:rFonts w:ascii="Arial" w:hAnsi="Arial" w:cs="Arial"/>
               </w:rPr>
@@ -5215,7 +5086,7 @@
           </w:tcPr>
           <w:p>
             <w:pPr>
-              <w:spacing w:after="0" w:line="252" w:lineRule="auto"/>
+              <w:spacing w:after="0" w:line="360" w:lineRule="auto"/>
               <w:jc w:val="center"/>
               <w:rPr>
                 <w:rFonts w:ascii="Arial" w:hAnsi="Arial" w:cs="Arial"/>
@@ -5240,7 +5111,7 @@
           </w:tcPr>
           <w:p>
             <w:pPr>
-              <w:spacing w:after="0" w:line="252" w:lineRule="auto"/>
+              <w:spacing w:after="0" w:line="360" w:lineRule="auto"/>
               <w:jc w:val="center"/>
               <w:rPr>
                 <w:rFonts w:ascii="Arial" w:hAnsi="Arial" w:cs="Arial"/>
@@ -5269,7 +5140,7 @@
           </w:tcPr>
           <w:p>
             <w:pPr>
-              <w:spacing w:after="0" w:line="252" w:lineRule="auto"/>
+              <w:spacing w:after="0" w:line="360" w:lineRule="auto"/>
               <w:rPr>
                 <w:rFonts w:ascii="Arial" w:hAnsi="Arial" w:cs="Arial"/>
               </w:rPr>
@@ -5291,7 +5162,7 @@
           </w:tcPr>
           <w:p>
             <w:pPr>
-              <w:spacing w:after="0" w:line="252" w:lineRule="auto"/>
+              <w:spacing w:after="0" w:line="360" w:lineRule="auto"/>
               <w:jc w:val="center"/>
               <w:rPr>
                 <w:rFonts w:ascii="Arial" w:hAnsi="Arial" w:cs="Arial"/>
@@ -5316,7 +5187,7 @@
           </w:tcPr>
           <w:p>
             <w:pPr>
-              <w:spacing w:after="0" w:line="252" w:lineRule="auto"/>
+              <w:spacing w:after="0" w:line="360" w:lineRule="auto"/>
               <w:jc w:val="center"/>
               <w:rPr>
                 <w:rFonts w:ascii="Arial" w:hAnsi="Arial" w:cs="Arial"/>
@@ -5345,7 +5216,7 @@
           </w:tcPr>
           <w:p>
             <w:pPr>
-              <w:spacing w:after="0" w:line="252" w:lineRule="auto"/>
+              <w:spacing w:after="0" w:line="360" w:lineRule="auto"/>
               <w:rPr>
                 <w:rFonts w:ascii="Arial" w:hAnsi="Arial" w:cs="Arial"/>
               </w:rPr>
@@ -5355,6 +5226,7 @@
                 <w:rFonts w:ascii="Arial" w:hAnsi="Arial" w:cs="Arial"/>
                 <w:color w:val="000000"/>
               </w:rPr>
+              <w:lastRenderedPageBreak/>
               <w:t>NRF-03</w:t>
             </w:r>
           </w:p>
@@ -5367,7 +5239,7 @@
           </w:tcPr>
           <w:p>
             <w:pPr>
-              <w:spacing w:after="0" w:line="252" w:lineRule="auto"/>
+              <w:spacing w:after="0" w:line="360" w:lineRule="auto"/>
               <w:jc w:val="center"/>
               <w:rPr>
                 <w:rFonts w:ascii="Arial" w:hAnsi="Arial" w:cs="Arial"/>
@@ -5392,7 +5264,7 @@
           </w:tcPr>
           <w:p>
             <w:pPr>
-              <w:spacing w:after="0" w:line="252" w:lineRule="auto"/>
+              <w:spacing w:after="0" w:line="360" w:lineRule="auto"/>
               <w:jc w:val="center"/>
               <w:rPr>
                 <w:rFonts w:ascii="Arial" w:hAnsi="Arial" w:cs="Arial"/>
@@ -5421,7 +5293,7 @@
           </w:tcPr>
           <w:p>
             <w:pPr>
-              <w:spacing w:after="0" w:line="252" w:lineRule="auto"/>
+              <w:spacing w:after="0" w:line="360" w:lineRule="auto"/>
               <w:rPr>
                 <w:rFonts w:ascii="Arial" w:hAnsi="Arial" w:cs="Arial"/>
               </w:rPr>
@@ -5443,7 +5315,7 @@
           </w:tcPr>
           <w:p>
             <w:pPr>
-              <w:spacing w:after="0" w:line="252" w:lineRule="auto"/>
+              <w:spacing w:after="0" w:line="360" w:lineRule="auto"/>
               <w:jc w:val="center"/>
               <w:rPr>
                 <w:rFonts w:ascii="Arial" w:hAnsi="Arial" w:cs="Arial"/>
@@ -5468,7 +5340,7 @@
           </w:tcPr>
           <w:p>
             <w:pPr>
-              <w:spacing w:after="0" w:line="252" w:lineRule="auto"/>
+              <w:spacing w:after="0" w:line="360" w:lineRule="auto"/>
               <w:jc w:val="center"/>
               <w:rPr>
                 <w:rFonts w:ascii="Arial" w:hAnsi="Arial" w:cs="Arial"/>
@@ -5497,7 +5369,7 @@
           </w:tcPr>
           <w:p>
             <w:pPr>
-              <w:spacing w:after="0" w:line="252" w:lineRule="auto"/>
+              <w:spacing w:after="0" w:line="360" w:lineRule="auto"/>
               <w:rPr>
                 <w:rFonts w:ascii="Arial" w:hAnsi="Arial" w:cs="Arial"/>
               </w:rPr>
@@ -5519,7 +5391,7 @@
           </w:tcPr>
           <w:p>
             <w:pPr>
-              <w:spacing w:after="0" w:line="252" w:lineRule="auto"/>
+              <w:spacing w:after="0" w:line="360" w:lineRule="auto"/>
               <w:jc w:val="center"/>
               <w:rPr>
                 <w:rFonts w:ascii="Arial" w:hAnsi="Arial" w:cs="Arial"/>
@@ -5560,7 +5432,7 @@
           </w:tcPr>
           <w:p>
             <w:pPr>
-              <w:spacing w:after="0" w:line="252" w:lineRule="auto"/>
+              <w:spacing w:after="0" w:line="360" w:lineRule="auto"/>
               <w:jc w:val="center"/>
               <w:rPr>
                 <w:rFonts w:ascii="Arial" w:hAnsi="Arial" w:cs="Arial"/>
@@ -5588,7 +5460,7 @@
           </w:tcPr>
           <w:p>
             <w:pPr>
-              <w:spacing w:after="0" w:line="252" w:lineRule="auto"/>
+              <w:spacing w:after="0" w:line="360" w:lineRule="auto"/>
               <w:rPr>
                 <w:rFonts w:ascii="Arial" w:hAnsi="Arial" w:cs="Arial"/>
               </w:rPr>
@@ -5598,7 +5470,6 @@
                 <w:rFonts w:ascii="Arial" w:hAnsi="Arial" w:cs="Arial"/>
                 <w:color w:val="000000"/>
               </w:rPr>
-              <w:lastRenderedPageBreak/>
               <w:t>NRF-06</w:t>
             </w:r>
           </w:p>
@@ -5611,7 +5482,7 @@
           </w:tcPr>
           <w:p>
             <w:pPr>
-              <w:spacing w:after="0" w:line="252" w:lineRule="auto"/>
+              <w:spacing w:after="0" w:line="360" w:lineRule="auto"/>
               <w:jc w:val="center"/>
               <w:rPr>
                 <w:rFonts w:ascii="Arial" w:hAnsi="Arial" w:cs="Arial"/>
@@ -5636,7 +5507,7 @@
           </w:tcPr>
           <w:p>
             <w:pPr>
-              <w:spacing w:after="0" w:line="252" w:lineRule="auto"/>
+              <w:spacing w:after="0" w:line="360" w:lineRule="auto"/>
               <w:jc w:val="center"/>
               <w:rPr>
                 <w:rFonts w:ascii="Arial" w:hAnsi="Arial" w:cs="Arial"/>
@@ -5665,7 +5536,7 @@
           </w:tcPr>
           <w:p>
             <w:pPr>
-              <w:spacing w:after="0" w:line="252" w:lineRule="auto"/>
+              <w:spacing w:after="0" w:line="360" w:lineRule="auto"/>
               <w:rPr>
                 <w:rFonts w:ascii="Arial" w:hAnsi="Arial" w:cs="Arial"/>
               </w:rPr>
@@ -5687,7 +5558,7 @@
           </w:tcPr>
           <w:p>
             <w:pPr>
-              <w:spacing w:after="0" w:line="252" w:lineRule="auto"/>
+              <w:spacing w:after="0" w:line="360" w:lineRule="auto"/>
               <w:jc w:val="center"/>
               <w:rPr>
                 <w:rFonts w:ascii="Arial" w:hAnsi="Arial" w:cs="Arial"/>
@@ -5712,7 +5583,7 @@
           </w:tcPr>
           <w:p>
             <w:pPr>
-              <w:spacing w:after="0" w:line="252" w:lineRule="auto"/>
+              <w:spacing w:after="0" w:line="360" w:lineRule="auto"/>
               <w:jc w:val="center"/>
               <w:rPr>
                 <w:rFonts w:ascii="Arial" w:hAnsi="Arial" w:cs="Arial"/>
@@ -5741,7 +5612,7 @@
           </w:tcPr>
           <w:p>
             <w:pPr>
-              <w:spacing w:after="0" w:line="252" w:lineRule="auto"/>
+              <w:spacing w:after="0" w:line="360" w:lineRule="auto"/>
               <w:rPr>
                 <w:rFonts w:ascii="Arial" w:hAnsi="Arial" w:cs="Arial"/>
               </w:rPr>
@@ -5763,7 +5634,7 @@
           </w:tcPr>
           <w:p>
             <w:pPr>
-              <w:spacing w:after="0" w:line="252" w:lineRule="auto"/>
+              <w:spacing w:after="0" w:line="360" w:lineRule="auto"/>
               <w:jc w:val="center"/>
               <w:rPr>
                 <w:rFonts w:ascii="Arial" w:hAnsi="Arial" w:cs="Arial"/>
@@ -5788,7 +5659,7 @@
           </w:tcPr>
           <w:p>
             <w:pPr>
-              <w:spacing w:after="0" w:line="252" w:lineRule="auto"/>
+              <w:spacing w:after="0" w:line="360" w:lineRule="auto"/>
               <w:jc w:val="center"/>
               <w:rPr>
                 <w:rFonts w:ascii="Arial" w:hAnsi="Arial" w:cs="Arial"/>
@@ -5817,7 +5688,7 @@
           </w:tcPr>
           <w:p>
             <w:pPr>
-              <w:spacing w:after="0" w:line="252" w:lineRule="auto"/>
+              <w:spacing w:after="0" w:line="360" w:lineRule="auto"/>
               <w:rPr>
                 <w:rFonts w:ascii="Arial" w:hAnsi="Arial" w:cs="Arial"/>
               </w:rPr>
@@ -5839,7 +5710,7 @@
           </w:tcPr>
           <w:p>
             <w:pPr>
-              <w:spacing w:after="0" w:line="252" w:lineRule="auto"/>
+              <w:spacing w:after="0" w:line="360" w:lineRule="auto"/>
               <w:jc w:val="center"/>
               <w:rPr>
                 <w:rFonts w:ascii="Arial" w:hAnsi="Arial" w:cs="Arial"/>
@@ -5862,7 +5733,7 @@
           </w:tcPr>
           <w:p>
             <w:pPr>
-              <w:spacing w:after="0" w:line="252" w:lineRule="auto"/>
+              <w:spacing w:after="0" w:line="360" w:lineRule="auto"/>
               <w:jc w:val="center"/>
               <w:rPr>
                 <w:rFonts w:ascii="Arial" w:hAnsi="Arial" w:cs="Arial"/>
@@ -5891,7 +5762,7 @@
           </w:tcPr>
           <w:p>
             <w:pPr>
-              <w:spacing w:after="0" w:line="252" w:lineRule="auto"/>
+              <w:spacing w:after="0" w:line="360" w:lineRule="auto"/>
               <w:rPr>
                 <w:rFonts w:ascii="Arial" w:hAnsi="Arial" w:cs="Arial"/>
               </w:rPr>
@@ -5913,7 +5784,7 @@
           </w:tcPr>
           <w:p>
             <w:pPr>
-              <w:spacing w:after="0" w:line="252" w:lineRule="auto"/>
+              <w:spacing w:after="0" w:line="360" w:lineRule="auto"/>
               <w:jc w:val="center"/>
               <w:rPr>
                 <w:rFonts w:ascii="Arial" w:hAnsi="Arial" w:cs="Arial"/>
@@ -5938,7 +5809,7 @@
           </w:tcPr>
           <w:p>
             <w:pPr>
-              <w:spacing w:after="0" w:line="252" w:lineRule="auto"/>
+              <w:spacing w:after="0" w:line="360" w:lineRule="auto"/>
               <w:jc w:val="center"/>
               <w:rPr>
                 <w:rFonts w:ascii="Arial" w:hAnsi="Arial" w:cs="Arial"/>
@@ -5967,7 +5838,7 @@
           </w:tcPr>
           <w:p>
             <w:pPr>
-              <w:spacing w:after="0" w:line="252" w:lineRule="auto"/>
+              <w:spacing w:after="0" w:line="360" w:lineRule="auto"/>
               <w:rPr>
                 <w:rFonts w:ascii="Arial" w:hAnsi="Arial" w:cs="Arial"/>
               </w:rPr>
@@ -5989,7 +5860,7 @@
           </w:tcPr>
           <w:p>
             <w:pPr>
-              <w:spacing w:after="0" w:line="252" w:lineRule="auto"/>
+              <w:spacing w:after="0" w:line="360" w:lineRule="auto"/>
               <w:jc w:val="center"/>
               <w:rPr>
                 <w:rFonts w:ascii="Arial" w:hAnsi="Arial" w:cs="Arial"/>
@@ -6014,7 +5885,7 @@
           </w:tcPr>
           <w:p>
             <w:pPr>
-              <w:spacing w:after="0" w:line="252" w:lineRule="auto"/>
+              <w:spacing w:after="0" w:line="360" w:lineRule="auto"/>
               <w:jc w:val="center"/>
               <w:rPr>
                 <w:rFonts w:ascii="Arial" w:hAnsi="Arial" w:cs="Arial"/>
@@ -6043,7 +5914,7 @@
           </w:tcPr>
           <w:p>
             <w:pPr>
-              <w:spacing w:after="0" w:line="252" w:lineRule="auto"/>
+              <w:spacing w:after="0" w:line="360" w:lineRule="auto"/>
               <w:rPr>
                 <w:rFonts w:ascii="Arial" w:hAnsi="Arial" w:cs="Arial"/>
               </w:rPr>
@@ -6065,7 +5936,7 @@
           </w:tcPr>
           <w:p>
             <w:pPr>
-              <w:spacing w:after="0" w:line="252" w:lineRule="auto"/>
+              <w:spacing w:after="0" w:line="360" w:lineRule="auto"/>
               <w:jc w:val="center"/>
               <w:rPr>
                 <w:rFonts w:ascii="Arial" w:hAnsi="Arial" w:cs="Arial"/>
@@ -6090,7 +5961,7 @@
           </w:tcPr>
           <w:p>
             <w:pPr>
-              <w:spacing w:after="0" w:line="252" w:lineRule="auto"/>
+              <w:spacing w:after="0" w:line="360" w:lineRule="auto"/>
               <w:jc w:val="center"/>
               <w:rPr>
                 <w:rFonts w:ascii="Arial" w:hAnsi="Arial" w:cs="Arial"/>
@@ -6119,7 +5990,7 @@
           </w:tcPr>
           <w:p>
             <w:pPr>
-              <w:spacing w:after="0" w:line="252" w:lineRule="auto"/>
+              <w:spacing w:after="0" w:line="360" w:lineRule="auto"/>
               <w:rPr>
                 <w:rFonts w:ascii="Arial" w:hAnsi="Arial" w:cs="Arial"/>
               </w:rPr>
@@ -6141,7 +6012,7 @@
           </w:tcPr>
           <w:p>
             <w:pPr>
-              <w:spacing w:after="0" w:line="252" w:lineRule="auto"/>
+              <w:spacing w:after="0" w:line="360" w:lineRule="auto"/>
               <w:jc w:val="center"/>
               <w:rPr>
                 <w:rFonts w:ascii="Arial" w:hAnsi="Arial" w:cs="Arial"/>
@@ -6166,7 +6037,7 @@
           </w:tcPr>
           <w:p>
             <w:pPr>
-              <w:spacing w:after="0" w:line="252" w:lineRule="auto"/>
+              <w:spacing w:after="0" w:line="360" w:lineRule="auto"/>
               <w:jc w:val="center"/>
               <w:rPr>
                 <w:rFonts w:ascii="Arial" w:hAnsi="Arial" w:cs="Arial"/>
@@ -6195,7 +6066,7 @@
           </w:tcPr>
           <w:p>
             <w:pPr>
-              <w:spacing w:after="0" w:line="252" w:lineRule="auto"/>
+              <w:spacing w:after="0" w:line="360" w:lineRule="auto"/>
               <w:rPr>
                 <w:rFonts w:ascii="Arial" w:hAnsi="Arial" w:cs="Arial"/>
               </w:rPr>
@@ -6217,7 +6088,7 @@
           </w:tcPr>
           <w:p>
             <w:pPr>
-              <w:spacing w:after="0" w:line="252" w:lineRule="auto"/>
+              <w:spacing w:after="0" w:line="360" w:lineRule="auto"/>
               <w:jc w:val="center"/>
               <w:rPr>
                 <w:rFonts w:ascii="Arial" w:hAnsi="Arial" w:cs="Arial"/>
@@ -6242,7 +6113,7 @@
           </w:tcPr>
           <w:p>
             <w:pPr>
-              <w:spacing w:after="0" w:line="252" w:lineRule="auto"/>
+              <w:spacing w:after="0" w:line="360" w:lineRule="auto"/>
               <w:jc w:val="center"/>
               <w:rPr>
                 <w:rFonts w:ascii="Arial" w:hAnsi="Arial" w:cs="Arial"/>
@@ -6271,7 +6142,7 @@
           </w:tcPr>
           <w:p>
             <w:pPr>
-              <w:spacing w:after="0" w:line="252" w:lineRule="auto"/>
+              <w:spacing w:after="0" w:line="360" w:lineRule="auto"/>
               <w:rPr>
                 <w:rFonts w:ascii="Arial" w:hAnsi="Arial" w:cs="Arial"/>
               </w:rPr>
@@ -6293,7 +6164,7 @@
           </w:tcPr>
           <w:p>
             <w:pPr>
-              <w:spacing w:after="0" w:line="252" w:lineRule="auto"/>
+              <w:spacing w:after="0" w:line="360" w:lineRule="auto"/>
               <w:jc w:val="center"/>
               <w:rPr>
                 <w:rFonts w:ascii="Arial" w:hAnsi="Arial" w:cs="Arial"/>
@@ -6318,7 +6189,7 @@
           </w:tcPr>
           <w:p>
             <w:pPr>
-              <w:spacing w:after="0" w:line="252" w:lineRule="auto"/>
+              <w:spacing w:after="0" w:line="360" w:lineRule="auto"/>
               <w:jc w:val="center"/>
               <w:rPr>
                 <w:rFonts w:ascii="Arial" w:hAnsi="Arial" w:cs="Arial"/>
@@ -6337,7 +6208,7 @@
     </w:tbl>
     <w:p>
       <w:pPr>
-        <w:spacing w:after="20"/>
+        <w:spacing w:after="20" w:line="360" w:lineRule="auto"/>
         <w:rPr>
           <w:rFonts w:ascii="Arial" w:hAnsi="Arial" w:cs="Arial"/>
         </w:rPr>
@@ -6345,6 +6216,7 @@
     </w:p>
     <w:p>
       <w:pPr>
+        <w:spacing w:line="360" w:lineRule="auto"/>
         <w:rPr>
           <w:rFonts w:ascii="Arial" w:hAnsi="Arial" w:cs="Arial"/>
           <w:lang w:val="es-CL"/>
@@ -6361,6 +6233,7 @@
     <w:p>
       <w:pPr>
         <w:pStyle w:val="Heading1"/>
+        <w:spacing w:line="360" w:lineRule="auto"/>
         <w:rPr>
           <w:rFonts w:ascii="Arial" w:hAnsi="Arial" w:cs="Arial"/>
           <w:lang w:val="es-CL"/>
@@ -6375,25 +6248,17 @@
         </w:rPr>
         <w:t xml:space="preserve">6 </w:t>
       </w:r>
-      <w:proofErr w:type="gramStart"/>
-      <w:r>
-        <w:rPr>
-          <w:rFonts w:ascii="Arial" w:hAnsi="Arial" w:cs="Arial"/>
-          <w:lang w:val="es-CL"/>
-        </w:rPr>
-        <w:t>Priorización</w:t>
-      </w:r>
-      <w:proofErr w:type="gramEnd"/>
-      <w:r>
-        <w:rPr>
-          <w:rFonts w:ascii="Arial" w:hAnsi="Arial" w:cs="Arial"/>
-          <w:lang w:val="es-CL"/>
-        </w:rPr>
-        <w:t xml:space="preserve"> y trazabilidad</w:t>
+      <w:r>
+        <w:rPr>
+          <w:rFonts w:ascii="Arial" w:hAnsi="Arial" w:cs="Arial"/>
+          <w:lang w:val="es-CL"/>
+        </w:rPr>
+        <w:t>Priorización y trazabilidad</w:t>
       </w:r>
     </w:p>
     <w:p>
       <w:pPr>
+        <w:spacing w:line="360" w:lineRule="auto"/>
         <w:rPr>
           <w:rFonts w:ascii="Arial" w:hAnsi="Arial" w:cs="Arial"/>
           <w:lang w:val="es-CL"/>
@@ -6409,22 +6274,25 @@
     </w:p>
     <w:p>
       <w:pPr>
-        <w:rPr>
-          <w:rFonts w:ascii="Arial" w:hAnsi="Arial" w:cs="Arial"/>
-          <w:lang w:val="es-CL"/>
-        </w:rPr>
-      </w:pPr>
-      <w:r>
-        <w:rPr>
-          <w:rFonts w:ascii="Arial" w:hAnsi="Arial" w:cs="Arial"/>
-          <w:lang w:val="es-CL"/>
-        </w:rPr>
+        <w:spacing w:line="360" w:lineRule="auto"/>
+        <w:rPr>
+          <w:rFonts w:ascii="Arial" w:hAnsi="Arial" w:cs="Arial"/>
+          <w:lang w:val="es-CL"/>
+        </w:rPr>
+      </w:pPr>
+      <w:r>
+        <w:rPr>
+          <w:rFonts w:ascii="Arial" w:hAnsi="Arial" w:cs="Arial"/>
+          <w:lang w:val="es-CL"/>
+        </w:rPr>
+        <w:lastRenderedPageBreak/>
         <w:t>Cada RNF se relaciona con mecanismos de Arquitectura y con pruebas. El caso de reintento de venta verifica RNF09; el caso de recurso ajeno verifica RNF02; el rechazo de stock verifica RNF08. Algunas comprobaciones contribuyen a varios requisitos, pero el registro debe explicar qué condición observa cada una.</w:t>
       </w:r>
     </w:p>
     <w:p>
       <w:pPr>
         <w:pStyle w:val="Heading1"/>
+        <w:spacing w:line="360" w:lineRule="auto"/>
         <w:rPr>
           <w:rFonts w:ascii="Arial" w:hAnsi="Arial" w:cs="Arial"/>
           <w:lang w:val="es-CL"/>
@@ -6444,27 +6312,12 @@
           <w:rFonts w:ascii="Arial" w:hAnsi="Arial" w:cs="Arial"/>
           <w:lang w:val="es-CL"/>
         </w:rPr>
-        <w:t xml:space="preserve"> </w:t>
-      </w:r>
-      <w:proofErr w:type="gramStart"/>
-      <w:r>
-        <w:rPr>
-          <w:rFonts w:ascii="Arial" w:hAnsi="Arial" w:cs="Arial"/>
-          <w:lang w:val="es-CL"/>
-        </w:rPr>
-        <w:t>Protocolo</w:t>
-      </w:r>
-      <w:proofErr w:type="gramEnd"/>
-      <w:r>
-        <w:rPr>
-          <w:rFonts w:ascii="Arial" w:hAnsi="Arial" w:cs="Arial"/>
-          <w:lang w:val="es-CL"/>
-        </w:rPr>
-        <w:t xml:space="preserve"> de medición y aceptación</w:t>
+        <w:t xml:space="preserve"> Protocolo de medición y aceptación</w:t>
       </w:r>
     </w:p>
     <w:p>
       <w:pPr>
+        <w:spacing w:line="360" w:lineRule="auto"/>
         <w:rPr>
           <w:rFonts w:ascii="Arial" w:hAnsi="Arial" w:cs="Arial"/>
           <w:lang w:val="es-CL"/>
@@ -6496,6 +6349,7 @@
     </w:p>
     <w:p>
       <w:pPr>
+        <w:spacing w:line="360" w:lineRule="auto"/>
         <w:rPr>
           <w:rFonts w:ascii="Arial" w:hAnsi="Arial" w:cs="Arial"/>
           <w:lang w:val="es-CL"/>
@@ -6528,6 +6382,7 @@
     <w:p>
       <w:pPr>
         <w:pStyle w:val="Heading1"/>
+        <w:spacing w:line="360" w:lineRule="auto"/>
         <w:rPr>
           <w:rFonts w:ascii="Arial" w:hAnsi="Arial" w:cs="Arial"/>
           <w:lang w:val="es-CL"/>
@@ -6540,7 +6395,6 @@
           <w:rFonts w:ascii="Arial" w:hAnsi="Arial" w:cs="Arial"/>
           <w:lang w:val="es-CL"/>
         </w:rPr>
-        <w:lastRenderedPageBreak/>
         <w:t>7</w:t>
       </w:r>
       <w:r>
@@ -6548,20 +6402,12 @@
           <w:rFonts w:ascii="Arial" w:hAnsi="Arial" w:cs="Arial"/>
           <w:lang w:val="es-CL"/>
         </w:rPr>
-        <w:t xml:space="preserve"> </w:t>
-      </w:r>
-      <w:proofErr w:type="gramStart"/>
-      <w:r>
-        <w:rPr>
-          <w:rFonts w:ascii="Arial" w:hAnsi="Arial" w:cs="Arial"/>
-          <w:lang w:val="es-CL"/>
-        </w:rPr>
-        <w:t>Conclusiones</w:t>
-      </w:r>
-      <w:proofErr w:type="gramEnd"/>
+        <w:t xml:space="preserve"> Conclusiones</w:t>
+      </w:r>
     </w:p>
     <w:p>
       <w:pPr>
+        <w:spacing w:line="360" w:lineRule="auto"/>
         <w:rPr>
           <w:rFonts w:ascii="Arial" w:hAnsi="Arial" w:cs="Arial"/>
           <w:lang w:val="es-CL"/>
@@ -6577,7 +6423,7 @@
     </w:p>
     <w:p>
       <w:pPr>
-        <w:spacing w:after="60"/>
+        <w:spacing w:after="60" w:line="360" w:lineRule="auto"/>
         <w:rPr>
           <w:rFonts w:ascii="Arial" w:hAnsi="Arial" w:cs="Arial"/>
           <w:lang w:val="es-CL"/>
@@ -6589,6 +6435,7 @@
     <w:p>
       <w:pPr>
         <w:pStyle w:val="Heading1"/>
+        <w:spacing w:line="360" w:lineRule="auto"/>
         <w:rPr>
           <w:rFonts w:ascii="Arial" w:hAnsi="Arial" w:cs="Arial"/>
           <w:lang w:val="es-CL"/>
@@ -6608,20 +6455,12 @@
           <w:rFonts w:ascii="Arial" w:hAnsi="Arial" w:cs="Arial"/>
           <w:lang w:val="es-CL"/>
         </w:rPr>
-        <w:t xml:space="preserve"> </w:t>
-      </w:r>
-      <w:proofErr w:type="gramStart"/>
-      <w:r>
-        <w:rPr>
-          <w:rFonts w:ascii="Arial" w:hAnsi="Arial" w:cs="Arial"/>
-          <w:lang w:val="es-CL"/>
-        </w:rPr>
-        <w:t>Referencias</w:t>
-      </w:r>
-      <w:proofErr w:type="gramEnd"/>
+        <w:t xml:space="preserve"> Referencias</w:t>
+      </w:r>
     </w:p>
     <w:p>
       <w:pPr>
+        <w:spacing w:line="360" w:lineRule="auto"/>
         <w:rPr>
           <w:rFonts w:ascii="Arial" w:hAnsi="Arial" w:cs="Arial"/>
           <w:lang w:val="es-CL"/>
@@ -6638,11 +6477,11 @@
     <w:p>
       <w:pPr>
         <w:keepLines/>
-        <w:spacing w:after="40" w:line="240" w:lineRule="auto"/>
+        <w:spacing w:after="40" w:line="360" w:lineRule="auto"/>
         <w:ind w:left="432" w:hanging="432"/>
         <w:rPr>
           <w:rFonts w:ascii="Arial" w:hAnsi="Arial" w:cs="Arial"/>
-          <w:lang w:val="es-CL"/>
+          <w:lang w:val="en-US"/>
         </w:rPr>
       </w:pPr>
       <w:r>
@@ -6663,14 +6502,32 @@
         <w:rPr>
           <w:rFonts w:ascii="Arial" w:hAnsi="Arial" w:cs="Arial"/>
         </w:rPr>
-        <w:t xml:space="preserve">. </w:t>
-      </w:r>
-      <w:hyperlink r:id="rId8">
+        <w:t>.</w:t>
+      </w:r>
+      <w:r>
+        <w:rPr>
+          <w:rFonts w:ascii="Arial" w:hAnsi="Arial" w:cs="Arial"/>
+        </w:rPr>
+        <w:t xml:space="preserve"> </w:t>
+      </w:r>
+      <w:r>
+        <w:rPr>
+          <w:rFonts w:ascii="Arial" w:hAnsi="Arial" w:cs="Arial"/>
+        </w:rPr>
+        <w:t xml:space="preserve"> </w:t>
+      </w:r>
+      <w:r>
+        <w:rPr>
+          <w:rFonts w:ascii="Arial" w:hAnsi="Arial" w:cs="Arial"/>
+        </w:rPr>
+        <w:t xml:space="preserve"> </w:t>
+      </w:r>
+      <w:hyperlink r:id="rId8" w:history="1">
         <w:r>
           <w:rPr>
+            <w:rStyle w:val="Hyperlink"/>
             <w:rFonts w:ascii="Arial" w:hAnsi="Arial" w:cs="Arial"/>
-            <w:color w:val="000000"/>
-            <w:lang w:val="es-CL"/>
+            <w:lang w:val="en-US"/>
           </w:rPr>
           <w:t>https://docs.arc42.org/section-10/</w:t>
         </w:r>
@@ -6679,17 +6536,17 @@
     <w:p>
       <w:pPr>
         <w:keepLines/>
-        <w:spacing w:after="40" w:line="240" w:lineRule="auto"/>
-        <w:rPr>
-          <w:rFonts w:ascii="Arial" w:hAnsi="Arial" w:cs="Arial"/>
-          <w:lang w:val="es-CL"/>
+        <w:spacing w:after="40" w:line="360" w:lineRule="auto"/>
+        <w:rPr>
+          <w:rFonts w:ascii="Arial" w:hAnsi="Arial" w:cs="Arial"/>
+          <w:lang w:val="en-US"/>
         </w:rPr>
       </w:pPr>
     </w:p>
     <w:p>
       <w:pPr>
         <w:keepLines/>
-        <w:spacing w:after="40" w:line="240" w:lineRule="auto"/>
+        <w:spacing w:after="40" w:line="360" w:lineRule="auto"/>
         <w:ind w:left="432" w:hanging="432"/>
         <w:rPr>
           <w:rFonts w:ascii="Arial" w:hAnsi="Arial" w:cs="Arial"/>
@@ -6778,11 +6635,18 @@
         </w:rPr>
         <w:t xml:space="preserve">. </w:t>
       </w:r>
-      <w:hyperlink r:id="rId9">
+      <w:r>
+        <w:rPr>
+          <w:rFonts w:ascii="Arial" w:hAnsi="Arial" w:cs="Arial"/>
+          <w:lang w:val="es-CL"/>
+        </w:rPr>
+        <w:t xml:space="preserve">   </w:t>
+      </w:r>
+      <w:hyperlink r:id="rId9" w:history="1">
         <w:r>
           <w:rPr>
+            <w:rStyle w:val="Hyperlink"/>
             <w:rFonts w:ascii="Arial" w:hAnsi="Arial" w:cs="Arial"/>
-            <w:color w:val="000000"/>
           </w:rPr>
           <w:t>https://www.iso.org/standard/78176.html</w:t>
         </w:r>
@@ -6791,7 +6655,7 @@
     <w:p>
       <w:pPr>
         <w:keepLines/>
-        <w:spacing w:after="40" w:line="240" w:lineRule="auto"/>
+        <w:spacing w:after="40" w:line="360" w:lineRule="auto"/>
         <w:ind w:left="432" w:hanging="432"/>
         <w:rPr>
           <w:rFonts w:ascii="Arial" w:hAnsi="Arial" w:cs="Arial"/>
@@ -6817,11 +6681,17 @@
         </w:rPr>
         <w:t xml:space="preserve">. </w:t>
       </w:r>
-      <w:hyperlink r:id="rId10">
+      <w:r>
+        <w:rPr>
+          <w:rFonts w:ascii="Arial" w:hAnsi="Arial" w:cs="Arial"/>
+        </w:rPr>
+        <w:t xml:space="preserve">  </w:t>
+      </w:r>
+      <w:hyperlink r:id="rId10" w:history="1">
         <w:r>
           <w:rPr>
+            <w:rStyle w:val="Hyperlink"/>
             <w:rFonts w:ascii="Arial" w:hAnsi="Arial" w:cs="Arial"/>
-            <w:color w:val="000000"/>
           </w:rPr>
           <w:t>https://developer.mozilla.org/en-US/docs/Web/Progressive_web_apps/Guides/Offline_and_background_operation</w:t>
         </w:r>
@@ -6830,16 +6700,14 @@
     <w:p>
       <w:pPr>
         <w:keepLines/>
-        <w:spacing w:after="40" w:line="240" w:lineRule="auto"/>
+        <w:spacing w:after="40" w:line="360" w:lineRule="auto"/>
         <w:ind w:left="432" w:hanging="432"/>
-        <w:rPr>
-          <w:rFonts w:ascii="Arial" w:hAnsi="Arial" w:cs="Arial"/>
-        </w:rPr>
-      </w:pPr>
-      <w:r>
-        <w:rPr>
-          <w:rFonts w:ascii="Arial" w:hAnsi="Arial" w:cs="Arial"/>
-        </w:rPr>
+      </w:pPr>
+      <w:r>
+        <w:rPr>
+          <w:rFonts w:ascii="Arial" w:hAnsi="Arial" w:cs="Arial"/>
+        </w:rPr>
+        <w:lastRenderedPageBreak/>
         <w:t xml:space="preserve">World Wide Web Consortium (2023). </w:t>
       </w:r>
       <w:r>
@@ -6856,11 +6724,11 @@
         </w:rPr>
         <w:t xml:space="preserve">. </w:t>
       </w:r>
-      <w:hyperlink r:id="rId11">
+      <w:hyperlink r:id="rId11" w:history="1">
         <w:r>
           <w:rPr>
+            <w:rStyle w:val="Hyperlink"/>
             <w:rFonts w:ascii="Arial" w:hAnsi="Arial" w:cs="Arial"/>
-            <w:color w:val="000000"/>
           </w:rPr>
           <w:t>https://www.w3.org/TR/WCAG22/</w:t>
         </w:r>
@@ -6869,7 +6737,7 @@
     <w:p>
       <w:pPr>
         <w:keepLines/>
-        <w:spacing w:after="40" w:line="240" w:lineRule="auto"/>
+        <w:spacing w:after="40" w:line="360" w:lineRule="auto"/>
         <w:ind w:left="432" w:hanging="432"/>
         <w:rPr>
           <w:rFonts w:ascii="Arial" w:hAnsi="Arial" w:cs="Arial"/>
@@ -6879,7 +6747,17 @@
     <w:p>
       <w:pPr>
         <w:keepLines/>
-        <w:spacing w:after="40" w:line="240" w:lineRule="auto"/>
+        <w:spacing w:after="40" w:line="360" w:lineRule="auto"/>
+        <w:ind w:left="432" w:hanging="432"/>
+        <w:rPr>
+          <w:rFonts w:ascii="Arial" w:hAnsi="Arial" w:cs="Arial"/>
+        </w:rPr>
+      </w:pPr>
+    </w:p>
+    <w:p>
+      <w:pPr>
+        <w:keepLines/>
+        <w:spacing w:after="40" w:line="360" w:lineRule="auto"/>
         <w:ind w:left="432" w:hanging="432"/>
         <w:rPr>
           <w:rFonts w:ascii="Arial" w:hAnsi="Arial" w:cs="Arial"/>
@@ -8045,6 +7923,7 @@
   <w:style w:type="character" w:default="1" w:styleId="DefaultParagraphFont">
     <w:name w:val="Default Paragraph Font"/>
     <w:uiPriority w:val="1"/>
+    <w:semiHidden/>
     <w:unhideWhenUsed/>
   </w:style>
   <w:style w:type="table" w:default="1" w:styleId="TableNormal">
